--- a/pf-reserva-salones/Evidencias/EVIDENCIAS PF-15-RESERVA-SALONES.docx
+++ b/pf-reserva-salones/Evidencias/EVIDENCIAS PF-15-RESERVA-SALONES.docx
@@ -153,7 +153,7 @@
       </w:pPr>
       <w:r>
         <w:drawing>
-          <wp:inline wp14:editId="6219FA6D" wp14:anchorId="2301F1C3">
+          <wp:inline wp14:editId="25D38197" wp14:anchorId="2301F1C3">
             <wp:extent cx="1790700" cy="1790700"/>
             <wp:effectExtent l="0" t="0" r="0" b="0"/>
             <wp:docPr id="163327814" name="drawing"/>
@@ -907,21 +907,40 @@
         <w:spacing w:before="0" w:beforeAutospacing="off" w:after="0" w:afterAutospacing="off"/>
         <w:ind w:right="0"/>
         <w:jc w:val="left"/>
-        <w:rPr>
-          <w:rFonts w:ascii="Lato" w:hAnsi="Lato" w:eastAsia="Lato" w:cs="Lato"/>
-          <w:b w:val="1"/>
-          <w:bCs w:val="1"/>
-          <w:i w:val="0"/>
-          <w:iCs w:val="0"/>
-          <w:caps w:val="0"/>
-          <w:smallCaps w:val="0"/>
-          <w:noProof w:val="0"/>
-          <w:color w:val="273540"/>
-          <w:sz w:val="24"/>
-          <w:szCs w:val="24"/>
-          <w:lang w:val="es-ES"/>
-        </w:rPr>
-      </w:pPr>
+      </w:pPr>
+      <w:hyperlink r:id="Rb9ebfacdccd34f9a">
+        <w:r>
+          <w:rPr>
+            <w:rStyle w:val="Hyperlink"/>
+            <w:b w:val="1"/>
+            <w:bCs w:val="1"/>
+            <w:i w:val="0"/>
+            <w:iCs w:val="0"/>
+            <w:caps w:val="0"/>
+            <w:smallCaps w:val="0"/>
+            <w:noProof w:val="0"/>
+            <w:lang w:val="es-ES"/>
+          </w:rPr>
+          <w:t>https://github.com/marinojm/programacion-ii-2026/tree/main/pf-reserva-salones</w:t>
+        </w:r>
+      </w:hyperlink>
+      <w:r>
+        <w:rPr>
+          <w:rFonts w:ascii="Lato" w:hAnsi="Lato" w:eastAsia="Lato" w:cs="Lato"/>
+          <w:b w:val="1"/>
+          <w:bCs w:val="1"/>
+          <w:i w:val="0"/>
+          <w:iCs w:val="0"/>
+          <w:caps w:val="0"/>
+          <w:smallCaps w:val="0"/>
+          <w:noProof w:val="0"/>
+          <w:color w:val="273540"/>
+          <w:sz w:val="24"/>
+          <w:szCs w:val="24"/>
+          <w:lang w:val="es-ES"/>
+        </w:rPr>
+        <w:t xml:space="preserve"> </w:t>
+      </w:r>
     </w:p>
     <w:p>
       <w:pPr>
@@ -1338,7 +1357,7 @@
       </w:r>
       <w:r>
         <w:drawing>
-          <wp:inline wp14:editId="0E4A1FE7" wp14:anchorId="6333340D">
+          <wp:inline wp14:editId="2F977316" wp14:anchorId="6333340D">
             <wp:extent cx="5724525" cy="3038475"/>
             <wp:effectExtent l="0" t="0" r="0" b="0"/>
             <wp:docPr id="1114925765" name="drawing"/>
@@ -1381,7 +1400,7 @@
       </w:r>
       <w:r>
         <w:drawing>
-          <wp:inline wp14:editId="52E96C0B" wp14:anchorId="2AD22B24">
+          <wp:inline wp14:editId="6016E5A4" wp14:anchorId="2AD22B24">
             <wp:extent cx="5724525" cy="3114675"/>
             <wp:effectExtent l="0" t="0" r="0" b="0"/>
             <wp:docPr id="1760417165" name="drawing"/>
@@ -1454,7 +1473,7 @@
       </w:r>
       <w:r>
         <w:drawing>
-          <wp:inline wp14:editId="40F5492D" wp14:anchorId="36151B14">
+          <wp:inline wp14:editId="669895E7" wp14:anchorId="36151B14">
             <wp:extent cx="5724525" cy="4257675"/>
             <wp:effectExtent l="0" t="0" r="0" b="0"/>
             <wp:docPr id="1907592519" name="drawing"/>
@@ -1519,7 +1538,7 @@
       </w:pPr>
       <w:r>
         <w:drawing>
-          <wp:inline wp14:editId="6250C56F" wp14:anchorId="3B8463A7">
+          <wp:inline wp14:editId="121EAF12" wp14:anchorId="3B8463A7">
             <wp:extent cx="5724525" cy="3429000"/>
             <wp:effectExtent l="0" t="0" r="0" b="0"/>
             <wp:docPr id="223661536" name="drawing"/>
@@ -1571,7 +1590,7 @@
       </w:pPr>
       <w:r>
         <w:drawing>
-          <wp:inline wp14:editId="49C561B3" wp14:anchorId="52BFCFBF">
+          <wp:inline wp14:editId="51FA2FAC" wp14:anchorId="52BFCFBF">
             <wp:extent cx="5724525" cy="3028950"/>
             <wp:effectExtent l="0" t="0" r="0" b="0"/>
             <wp:docPr id="1310114147" name="drawing"/>
@@ -2524,7 +2543,7 @@
       </w:pPr>
       <w:r>
         <w:drawing>
-          <wp:inline wp14:editId="7B5534E8" wp14:anchorId="32C3101D">
+          <wp:inline wp14:editId="44FBBD23" wp14:anchorId="32C3101D">
             <wp:extent cx="3971925" cy="3522523"/>
             <wp:effectExtent l="0" t="0" r="0" b="0"/>
             <wp:docPr id="384852176" name="drawing"/>
@@ -2567,7 +2586,7 @@
       </w:r>
       <w:r>
         <w:drawing>
-          <wp:inline wp14:editId="73A4FB0D" wp14:anchorId="75B6F6FF">
+          <wp:inline wp14:editId="0A271B54" wp14:anchorId="75B6F6FF">
             <wp:extent cx="3977243" cy="3666212"/>
             <wp:effectExtent l="0" t="0" r="0" b="0"/>
             <wp:docPr id="2141772783" name="drawing"/>
@@ -3139,7 +3158,7 @@
     <w:basedOn w:val="Normal"/>
     <w:link w:val="APA7Char"/>
     <w:qFormat/>
-    <w:rsid w:val="5088A092"/>
+    <w:rsid w:val="5CC761F8"/>
     <w:rPr>
       <w:rFonts w:ascii="Times New Roman" w:hAnsi="Times New Roman" w:eastAsia="Times New Roman" w:cs="" w:asciiTheme="minorAscii" w:hAnsiTheme="minorAscii" w:eastAsiaTheme="minorAscii" w:cstheme="minorBidi"/>
       <w:b w:val="1"/>
@@ -3158,7 +3177,7 @@
     <w:name w:val="APA 7 Char"/>
     <w:basedOn w:val="DefaultParagraphFont"/>
     <w:link w:val="APA7"/>
-    <w:rsid w:val="5088A092"/>
+    <w:rsid w:val="5CC761F8"/>
     <w:rPr>
       <w:rFonts w:ascii="Times New Roman" w:hAnsi="Times New Roman" w:eastAsia="Times New Roman" w:cs="" w:asciiTheme="minorAscii" w:hAnsiTheme="minorAscii" w:eastAsiaTheme="minorAscii" w:cstheme="minorBidi"/>
       <w:b w:val="1"/>
@@ -3174,12 +3193,23 @@
     <w:name w:val="List Paragraph"/>
     <w:basedOn w:val="Normal"/>
     <w:qFormat/>
-    <w:rsid w:val="5088A092"/>
+    <w:rsid w:val="5CC761F8"/>
     <w:pPr>
       <w:spacing/>
       <w:ind w:left="720"/>
       <w:contextualSpacing/>
     </w:pPr>
+  </w:style>
+  <w:style w:type="character" w:styleId="Hyperlink">
+    <w:uiPriority w:val="99"/>
+    <w:name w:val="Hyperlink"/>
+    <w:basedOn w:val="DefaultParagraphFont"/>
+    <w:unhideWhenUsed/>
+    <w:rsid w:val="5CC761F8"/>
+    <w:rPr>
+      <w:color w:val="467886"/>
+      <w:u w:val="single"/>
+    </w:rPr>
   </w:style>
 </w:styles>
 </file>

--- a/pf-reserva-salones/Evidencias/EVIDENCIAS PF-15-RESERVA-SALONES.docx
+++ b/pf-reserva-salones/Evidencias/EVIDENCIAS PF-15-RESERVA-SALONES.docx
@@ -10,31 +10,31 @@
         <w:contextualSpacing w:val="1"/>
         <w:jc w:val="center"/>
         <w:rPr>
-          <w:rFonts w:ascii="Times New Roman" w:hAnsi="Times New Roman" w:eastAsia="Times New Roman" w:cs="Times New Roman"/>
-          <w:b w:val="1"/>
-          <w:bCs w:val="1"/>
-          <w:i w:val="0"/>
-          <w:iCs w:val="0"/>
-          <w:caps w:val="0"/>
-          <w:smallCaps w:val="0"/>
-          <w:noProof w:val="0"/>
-          <w:color w:val="000000" w:themeColor="text1" w:themeTint="FF" w:themeShade="FF"/>
-          <w:sz w:val="24"/>
-          <w:szCs w:val="24"/>
-          <w:lang w:val="es-ES"/>
-        </w:rPr>
-      </w:pPr>
-      <w:r>
-        <w:rPr>
-          <w:rFonts w:ascii="Times New Roman" w:hAnsi="Times New Roman" w:eastAsia="Times New Roman" w:cs="Times New Roman"/>
-          <w:b w:val="1"/>
-          <w:bCs w:val="1"/>
-          <w:i w:val="0"/>
-          <w:iCs w:val="0"/>
-          <w:caps w:val="0"/>
-          <w:smallCaps w:val="0"/>
-          <w:noProof w:val="0"/>
-          <w:color w:val="000000" w:themeColor="text1" w:themeTint="FF" w:themeShade="FF"/>
+          <w:rFonts w:ascii="Times New Roman" w:hAnsi="Times New Roman" w:eastAsia="Times New Roman" w:cs="Times New Roman" w:asciiTheme="minorAscii" w:hAnsiTheme="minorAscii" w:eastAsiaTheme="minorAscii" w:cstheme="minorAscii"/>
+          <w:b w:val="0"/>
+          <w:bCs w:val="0"/>
+          <w:i w:val="0"/>
+          <w:iCs w:val="0"/>
+          <w:caps w:val="0"/>
+          <w:smallCaps w:val="0"/>
+          <w:noProof w:val="0"/>
+          <w:color w:val="auto" w:themeColor="text1" w:themeTint="FF" w:themeShade="FF"/>
+          <w:sz w:val="24"/>
+          <w:szCs w:val="24"/>
+          <w:lang w:val="es-ES"/>
+        </w:rPr>
+      </w:pPr>
+      <w:r>
+        <w:rPr>
+          <w:rFonts w:ascii="Times New Roman" w:hAnsi="Times New Roman" w:eastAsia="Times New Roman" w:cs="Times New Roman" w:asciiTheme="minorAscii" w:hAnsiTheme="minorAscii" w:eastAsiaTheme="minorAscii" w:cstheme="minorAscii"/>
+          <w:b w:val="0"/>
+          <w:bCs w:val="0"/>
+          <w:i w:val="0"/>
+          <w:iCs w:val="0"/>
+          <w:caps w:val="0"/>
+          <w:smallCaps w:val="0"/>
+          <w:noProof w:val="0"/>
+          <w:color w:val="auto"/>
           <w:sz w:val="24"/>
           <w:szCs w:val="24"/>
           <w:lang w:val="es-ES"/>
@@ -50,31 +50,31 @@
         <w:contextualSpacing w:val="1"/>
         <w:jc w:val="center"/>
         <w:rPr>
-          <w:rFonts w:ascii="Times New Roman" w:hAnsi="Times New Roman" w:eastAsia="Times New Roman" w:cs="Times New Roman"/>
-          <w:b w:val="1"/>
-          <w:bCs w:val="1"/>
-          <w:i w:val="0"/>
-          <w:iCs w:val="0"/>
-          <w:caps w:val="0"/>
-          <w:smallCaps w:val="0"/>
-          <w:noProof w:val="0"/>
-          <w:color w:val="000000" w:themeColor="text1" w:themeTint="FF" w:themeShade="FF"/>
-          <w:sz w:val="24"/>
-          <w:szCs w:val="24"/>
-          <w:lang w:val="es-ES"/>
-        </w:rPr>
-      </w:pPr>
-      <w:r>
-        <w:rPr>
-          <w:rFonts w:ascii="Times New Roman" w:hAnsi="Times New Roman" w:eastAsia="Times New Roman" w:cs="Times New Roman"/>
-          <w:b w:val="1"/>
-          <w:bCs w:val="1"/>
-          <w:i w:val="0"/>
-          <w:iCs w:val="0"/>
-          <w:caps w:val="0"/>
-          <w:smallCaps w:val="0"/>
-          <w:noProof w:val="0"/>
-          <w:color w:val="000000" w:themeColor="text1" w:themeTint="FF" w:themeShade="FF"/>
+          <w:rFonts w:ascii="Times New Roman" w:hAnsi="Times New Roman" w:eastAsia="Times New Roman" w:cs="Times New Roman" w:asciiTheme="minorAscii" w:hAnsiTheme="minorAscii" w:eastAsiaTheme="minorAscii" w:cstheme="minorAscii"/>
+          <w:b w:val="0"/>
+          <w:bCs w:val="0"/>
+          <w:i w:val="0"/>
+          <w:iCs w:val="0"/>
+          <w:caps w:val="0"/>
+          <w:smallCaps w:val="0"/>
+          <w:noProof w:val="0"/>
+          <w:color w:val="auto" w:themeColor="text1" w:themeTint="FF" w:themeShade="FF"/>
+          <w:sz w:val="24"/>
+          <w:szCs w:val="24"/>
+          <w:lang w:val="es-ES"/>
+        </w:rPr>
+      </w:pPr>
+      <w:r>
+        <w:rPr>
+          <w:rFonts w:ascii="Times New Roman" w:hAnsi="Times New Roman" w:eastAsia="Times New Roman" w:cs="Times New Roman" w:asciiTheme="minorAscii" w:hAnsiTheme="minorAscii" w:eastAsiaTheme="minorAscii" w:cstheme="minorAscii"/>
+          <w:b w:val="0"/>
+          <w:bCs w:val="0"/>
+          <w:i w:val="0"/>
+          <w:iCs w:val="0"/>
+          <w:caps w:val="0"/>
+          <w:smallCaps w:val="0"/>
+          <w:noProof w:val="0"/>
+          <w:color w:val="auto"/>
           <w:sz w:val="24"/>
           <w:szCs w:val="24"/>
           <w:lang w:val="es-ES"/>
@@ -90,31 +90,31 @@
         <w:contextualSpacing w:val="1"/>
         <w:jc w:val="center"/>
         <w:rPr>
-          <w:rFonts w:ascii="Times New Roman" w:hAnsi="Times New Roman" w:eastAsia="Times New Roman" w:cs="Times New Roman"/>
-          <w:b w:val="1"/>
-          <w:bCs w:val="1"/>
-          <w:i w:val="0"/>
-          <w:iCs w:val="0"/>
-          <w:caps w:val="0"/>
-          <w:smallCaps w:val="0"/>
-          <w:noProof w:val="0"/>
-          <w:color w:val="000000" w:themeColor="text1" w:themeTint="FF" w:themeShade="FF"/>
-          <w:sz w:val="24"/>
-          <w:szCs w:val="24"/>
-          <w:lang w:val="es-ES"/>
-        </w:rPr>
-      </w:pPr>
-      <w:r>
-        <w:rPr>
-          <w:rFonts w:ascii="Times New Roman" w:hAnsi="Times New Roman" w:eastAsia="Times New Roman" w:cs="Times New Roman"/>
-          <w:b w:val="1"/>
-          <w:bCs w:val="1"/>
-          <w:i w:val="0"/>
-          <w:iCs w:val="0"/>
-          <w:caps w:val="0"/>
-          <w:smallCaps w:val="0"/>
-          <w:noProof w:val="0"/>
-          <w:color w:val="000000" w:themeColor="text1" w:themeTint="FF" w:themeShade="FF"/>
+          <w:rFonts w:ascii="Times New Roman" w:hAnsi="Times New Roman" w:eastAsia="Times New Roman" w:cs="Times New Roman" w:asciiTheme="minorAscii" w:hAnsiTheme="minorAscii" w:eastAsiaTheme="minorAscii" w:cstheme="minorAscii"/>
+          <w:b w:val="0"/>
+          <w:bCs w:val="0"/>
+          <w:i w:val="0"/>
+          <w:iCs w:val="0"/>
+          <w:caps w:val="0"/>
+          <w:smallCaps w:val="0"/>
+          <w:noProof w:val="0"/>
+          <w:color w:val="auto" w:themeColor="text1" w:themeTint="FF" w:themeShade="FF"/>
+          <w:sz w:val="24"/>
+          <w:szCs w:val="24"/>
+          <w:lang w:val="es-ES"/>
+        </w:rPr>
+      </w:pPr>
+      <w:r>
+        <w:rPr>
+          <w:rFonts w:ascii="Times New Roman" w:hAnsi="Times New Roman" w:eastAsia="Times New Roman" w:cs="Times New Roman" w:asciiTheme="minorAscii" w:hAnsiTheme="minorAscii" w:eastAsiaTheme="minorAscii" w:cstheme="minorAscii"/>
+          <w:b w:val="0"/>
+          <w:bCs w:val="0"/>
+          <w:i w:val="0"/>
+          <w:iCs w:val="0"/>
+          <w:caps w:val="0"/>
+          <w:smallCaps w:val="0"/>
+          <w:noProof w:val="0"/>
+          <w:color w:val="auto"/>
           <w:sz w:val="24"/>
           <w:szCs w:val="24"/>
           <w:lang w:val="es-ES"/>
@@ -128,6 +128,12 @@
         <w:ind w:left="0" w:firstLine="0"/>
         <w:contextualSpacing w:val="1"/>
         <w:jc w:val="center"/>
+        <w:rPr>
+          <w:rFonts w:ascii="Times New Roman" w:hAnsi="Times New Roman" w:eastAsia="Times New Roman" w:cs="Times New Roman" w:asciiTheme="minorAscii" w:hAnsiTheme="minorAscii" w:eastAsiaTheme="minorAscii" w:cstheme="minorAscii"/>
+          <w:b w:val="0"/>
+          <w:bCs w:val="0"/>
+          <w:color w:val="auto"/>
+        </w:rPr>
       </w:pPr>
     </w:p>
     <w:p>
@@ -137,15 +143,15 @@
         <w:contextualSpacing w:val="1"/>
         <w:jc w:val="center"/>
         <w:rPr>
-          <w:rFonts w:ascii="Times New Roman" w:hAnsi="Times New Roman" w:eastAsia="Times New Roman" w:cs="Times New Roman"/>
-          <w:b w:val="0"/>
-          <w:bCs w:val="0"/>
-          <w:i w:val="0"/>
-          <w:iCs w:val="0"/>
-          <w:caps w:val="0"/>
-          <w:smallCaps w:val="0"/>
-          <w:noProof w:val="0"/>
-          <w:color w:val="000000" w:themeColor="text1" w:themeTint="FF" w:themeShade="FF"/>
+          <w:rFonts w:ascii="Times New Roman" w:hAnsi="Times New Roman" w:eastAsia="Times New Roman" w:cs="Times New Roman" w:asciiTheme="minorAscii" w:hAnsiTheme="minorAscii" w:eastAsiaTheme="minorAscii" w:cstheme="minorAscii"/>
+          <w:b w:val="0"/>
+          <w:bCs w:val="0"/>
+          <w:i w:val="0"/>
+          <w:iCs w:val="0"/>
+          <w:caps w:val="0"/>
+          <w:smallCaps w:val="0"/>
+          <w:noProof w:val="0"/>
+          <w:color w:val="auto" w:themeColor="text1" w:themeTint="FF" w:themeShade="FF"/>
           <w:sz w:val="96"/>
           <w:szCs w:val="96"/>
           <w:lang w:val="es-ES"/>
@@ -153,7 +159,7 @@
       </w:pPr>
       <w:r>
         <w:drawing>
-          <wp:inline wp14:editId="25D38197" wp14:anchorId="2301F1C3">
+          <wp:inline wp14:editId="72D966BF" wp14:anchorId="2301F1C3">
             <wp:extent cx="1790700" cy="1790700"/>
             <wp:effectExtent l="0" t="0" r="0" b="0"/>
             <wp:docPr id="163327814" name="drawing"/>
@@ -203,15 +209,15 @@
         <w:contextualSpacing w:val="1"/>
         <w:jc w:val="center"/>
         <w:rPr>
-          <w:rFonts w:ascii="Times New Roman" w:hAnsi="Times New Roman" w:eastAsia="Times New Roman" w:cs="Times New Roman"/>
-          <w:b w:val="1"/>
-          <w:bCs w:val="1"/>
-          <w:i w:val="0"/>
-          <w:iCs w:val="0"/>
-          <w:caps w:val="0"/>
-          <w:smallCaps w:val="0"/>
-          <w:noProof w:val="0"/>
-          <w:color w:val="000000" w:themeColor="text1" w:themeTint="FF" w:themeShade="FF"/>
+          <w:rFonts w:ascii="Times New Roman" w:hAnsi="Times New Roman" w:eastAsia="Times New Roman" w:cs="Times New Roman" w:asciiTheme="minorAscii" w:hAnsiTheme="minorAscii" w:eastAsiaTheme="minorAscii" w:cstheme="minorAscii"/>
+          <w:b w:val="0"/>
+          <w:bCs w:val="0"/>
+          <w:i w:val="0"/>
+          <w:iCs w:val="0"/>
+          <w:caps w:val="0"/>
+          <w:smallCaps w:val="0"/>
+          <w:noProof w:val="0"/>
+          <w:color w:val="auto" w:themeColor="text1" w:themeTint="FF" w:themeShade="FF"/>
           <w:sz w:val="24"/>
           <w:szCs w:val="24"/>
           <w:lang w:val="es-ES"/>
@@ -226,31 +232,31 @@
         <w:contextualSpacing w:val="1"/>
         <w:jc w:val="center"/>
         <w:rPr>
-          <w:rFonts w:ascii="Times New Roman" w:hAnsi="Times New Roman" w:eastAsia="Times New Roman" w:cs="Times New Roman"/>
-          <w:b w:val="1"/>
-          <w:bCs w:val="1"/>
-          <w:i w:val="0"/>
-          <w:iCs w:val="0"/>
-          <w:caps w:val="0"/>
-          <w:smallCaps w:val="0"/>
-          <w:noProof w:val="0"/>
-          <w:color w:val="000000" w:themeColor="text1" w:themeTint="FF" w:themeShade="FF"/>
-          <w:sz w:val="24"/>
-          <w:szCs w:val="24"/>
-          <w:lang w:val="es-ES"/>
-        </w:rPr>
-      </w:pPr>
-      <w:r>
-        <w:rPr>
-          <w:rFonts w:ascii="Times New Roman" w:hAnsi="Times New Roman" w:eastAsia="Times New Roman" w:cs="Times New Roman"/>
-          <w:b w:val="1"/>
-          <w:bCs w:val="1"/>
-          <w:i w:val="0"/>
-          <w:iCs w:val="0"/>
-          <w:caps w:val="0"/>
-          <w:smallCaps w:val="0"/>
-          <w:noProof w:val="0"/>
-          <w:color w:val="000000" w:themeColor="text1" w:themeTint="FF" w:themeShade="FF"/>
+          <w:rFonts w:ascii="Times New Roman" w:hAnsi="Times New Roman" w:eastAsia="Times New Roman" w:cs="Times New Roman" w:asciiTheme="minorAscii" w:hAnsiTheme="minorAscii" w:eastAsiaTheme="minorAscii" w:cstheme="minorAscii"/>
+          <w:b w:val="0"/>
+          <w:bCs w:val="0"/>
+          <w:i w:val="0"/>
+          <w:iCs w:val="0"/>
+          <w:caps w:val="0"/>
+          <w:smallCaps w:val="0"/>
+          <w:noProof w:val="0"/>
+          <w:color w:val="auto" w:themeColor="text1" w:themeTint="FF" w:themeShade="FF"/>
+          <w:sz w:val="24"/>
+          <w:szCs w:val="24"/>
+          <w:lang w:val="es-ES"/>
+        </w:rPr>
+      </w:pPr>
+      <w:r>
+        <w:rPr>
+          <w:rFonts w:ascii="Times New Roman" w:hAnsi="Times New Roman" w:eastAsia="Times New Roman" w:cs="Times New Roman" w:asciiTheme="minorAscii" w:hAnsiTheme="minorAscii" w:eastAsiaTheme="minorAscii" w:cstheme="minorAscii"/>
+          <w:b w:val="0"/>
+          <w:bCs w:val="0"/>
+          <w:i w:val="0"/>
+          <w:iCs w:val="0"/>
+          <w:caps w:val="0"/>
+          <w:smallCaps w:val="0"/>
+          <w:noProof w:val="0"/>
+          <w:color w:val="auto"/>
           <w:sz w:val="24"/>
           <w:szCs w:val="24"/>
           <w:lang w:val="es-ES"/>
@@ -266,31 +272,31 @@
         <w:contextualSpacing w:val="1"/>
         <w:jc w:val="center"/>
         <w:rPr>
-          <w:rFonts w:ascii="Times New Roman" w:hAnsi="Times New Roman" w:eastAsia="Times New Roman" w:cs="Times New Roman"/>
-          <w:b w:val="1"/>
-          <w:bCs w:val="1"/>
-          <w:i w:val="0"/>
-          <w:iCs w:val="0"/>
-          <w:caps w:val="0"/>
-          <w:smallCaps w:val="0"/>
-          <w:noProof w:val="0"/>
-          <w:color w:val="000000" w:themeColor="text1" w:themeTint="FF" w:themeShade="FF"/>
-          <w:sz w:val="24"/>
-          <w:szCs w:val="24"/>
-          <w:lang w:val="es-ES"/>
-        </w:rPr>
-      </w:pPr>
-      <w:r>
-        <w:rPr>
-          <w:rFonts w:ascii="Times New Roman" w:hAnsi="Times New Roman" w:eastAsia="Times New Roman" w:cs="Times New Roman"/>
-          <w:b w:val="1"/>
-          <w:bCs w:val="1"/>
-          <w:i w:val="0"/>
-          <w:iCs w:val="0"/>
-          <w:caps w:val="0"/>
-          <w:smallCaps w:val="0"/>
-          <w:noProof w:val="0"/>
-          <w:color w:val="000000" w:themeColor="text1" w:themeTint="FF" w:themeShade="FF"/>
+          <w:rFonts w:ascii="Times New Roman" w:hAnsi="Times New Roman" w:eastAsia="Times New Roman" w:cs="Times New Roman" w:asciiTheme="minorAscii" w:hAnsiTheme="minorAscii" w:eastAsiaTheme="minorAscii" w:cstheme="minorAscii"/>
+          <w:b w:val="0"/>
+          <w:bCs w:val="0"/>
+          <w:i w:val="0"/>
+          <w:iCs w:val="0"/>
+          <w:caps w:val="0"/>
+          <w:smallCaps w:val="0"/>
+          <w:noProof w:val="0"/>
+          <w:color w:val="auto" w:themeColor="text1" w:themeTint="FF" w:themeShade="FF"/>
+          <w:sz w:val="24"/>
+          <w:szCs w:val="24"/>
+          <w:lang w:val="es-ES"/>
+        </w:rPr>
+      </w:pPr>
+      <w:r>
+        <w:rPr>
+          <w:rFonts w:ascii="Times New Roman" w:hAnsi="Times New Roman" w:eastAsia="Times New Roman" w:cs="Times New Roman" w:asciiTheme="minorAscii" w:hAnsiTheme="minorAscii" w:eastAsiaTheme="minorAscii" w:cstheme="minorAscii"/>
+          <w:b w:val="0"/>
+          <w:bCs w:val="0"/>
+          <w:i w:val="0"/>
+          <w:iCs w:val="0"/>
+          <w:caps w:val="0"/>
+          <w:smallCaps w:val="0"/>
+          <w:noProof w:val="0"/>
+          <w:color w:val="auto"/>
           <w:sz w:val="24"/>
           <w:szCs w:val="24"/>
           <w:lang w:val="es-ES"/>
@@ -306,31 +312,31 @@
         <w:contextualSpacing w:val="1"/>
         <w:jc w:val="center"/>
         <w:rPr>
-          <w:rFonts w:ascii="Times New Roman" w:hAnsi="Times New Roman" w:eastAsia="Times New Roman" w:cs="Times New Roman"/>
-          <w:b w:val="1"/>
-          <w:bCs w:val="1"/>
-          <w:i w:val="0"/>
-          <w:iCs w:val="0"/>
-          <w:caps w:val="0"/>
-          <w:smallCaps w:val="0"/>
-          <w:noProof w:val="0"/>
-          <w:color w:val="000000" w:themeColor="text1" w:themeTint="FF" w:themeShade="FF"/>
-          <w:sz w:val="24"/>
-          <w:szCs w:val="24"/>
-          <w:lang w:val="es-ES"/>
-        </w:rPr>
-      </w:pPr>
-      <w:r>
-        <w:rPr>
-          <w:rFonts w:ascii="Times New Roman" w:hAnsi="Times New Roman" w:eastAsia="Times New Roman" w:cs="Times New Roman"/>
-          <w:b w:val="1"/>
-          <w:bCs w:val="1"/>
-          <w:i w:val="0"/>
-          <w:iCs w:val="0"/>
-          <w:caps w:val="0"/>
-          <w:smallCaps w:val="0"/>
-          <w:noProof w:val="0"/>
-          <w:color w:val="000000" w:themeColor="text1" w:themeTint="FF" w:themeShade="FF"/>
+          <w:rFonts w:ascii="Times New Roman" w:hAnsi="Times New Roman" w:eastAsia="Times New Roman" w:cs="Times New Roman" w:asciiTheme="minorAscii" w:hAnsiTheme="minorAscii" w:eastAsiaTheme="minorAscii" w:cstheme="minorAscii"/>
+          <w:b w:val="0"/>
+          <w:bCs w:val="0"/>
+          <w:i w:val="0"/>
+          <w:iCs w:val="0"/>
+          <w:caps w:val="0"/>
+          <w:smallCaps w:val="0"/>
+          <w:noProof w:val="0"/>
+          <w:color w:val="auto" w:themeColor="text1" w:themeTint="FF" w:themeShade="FF"/>
+          <w:sz w:val="24"/>
+          <w:szCs w:val="24"/>
+          <w:lang w:val="es-ES"/>
+        </w:rPr>
+      </w:pPr>
+      <w:r>
+        <w:rPr>
+          <w:rFonts w:ascii="Times New Roman" w:hAnsi="Times New Roman" w:eastAsia="Times New Roman" w:cs="Times New Roman" w:asciiTheme="minorAscii" w:hAnsiTheme="minorAscii" w:eastAsiaTheme="minorAscii" w:cstheme="minorAscii"/>
+          <w:b w:val="0"/>
+          <w:bCs w:val="0"/>
+          <w:i w:val="0"/>
+          <w:iCs w:val="0"/>
+          <w:caps w:val="0"/>
+          <w:smallCaps w:val="0"/>
+          <w:noProof w:val="0"/>
+          <w:color w:val="auto"/>
           <w:sz w:val="24"/>
           <w:szCs w:val="24"/>
           <w:lang w:val="es-ES"/>
@@ -346,15 +352,15 @@
         <w:contextualSpacing w:val="1"/>
         <w:jc w:val="center"/>
         <w:rPr>
-          <w:rFonts w:ascii="Times New Roman" w:hAnsi="Times New Roman" w:eastAsia="Times New Roman" w:cs="Times New Roman"/>
-          <w:b w:val="0"/>
-          <w:bCs w:val="0"/>
-          <w:i w:val="0"/>
-          <w:iCs w:val="0"/>
-          <w:caps w:val="0"/>
-          <w:smallCaps w:val="0"/>
-          <w:noProof w:val="0"/>
-          <w:color w:val="000000" w:themeColor="text1" w:themeTint="FF" w:themeShade="FF"/>
+          <w:rFonts w:ascii="Times New Roman" w:hAnsi="Times New Roman" w:eastAsia="Times New Roman" w:cs="Times New Roman" w:asciiTheme="minorAscii" w:hAnsiTheme="minorAscii" w:eastAsiaTheme="minorAscii" w:cstheme="minorAscii"/>
+          <w:b w:val="0"/>
+          <w:bCs w:val="0"/>
+          <w:i w:val="0"/>
+          <w:iCs w:val="0"/>
+          <w:caps w:val="0"/>
+          <w:smallCaps w:val="0"/>
+          <w:noProof w:val="0"/>
+          <w:color w:val="auto" w:themeColor="text1" w:themeTint="FF" w:themeShade="FF"/>
           <w:sz w:val="24"/>
           <w:szCs w:val="24"/>
           <w:lang w:val="es-ES"/>
@@ -368,15 +374,15 @@
         <w:contextualSpacing w:val="1"/>
         <w:jc w:val="center"/>
         <w:rPr>
-          <w:rFonts w:ascii="Times New Roman" w:hAnsi="Times New Roman" w:eastAsia="Times New Roman" w:cs="Times New Roman"/>
-          <w:b w:val="0"/>
-          <w:bCs w:val="0"/>
-          <w:i w:val="0"/>
-          <w:iCs w:val="0"/>
-          <w:caps w:val="0"/>
-          <w:smallCaps w:val="0"/>
-          <w:noProof w:val="0"/>
-          <w:color w:val="000000" w:themeColor="text1" w:themeTint="FF" w:themeShade="FF"/>
+          <w:rFonts w:ascii="Times New Roman" w:hAnsi="Times New Roman" w:eastAsia="Times New Roman" w:cs="Times New Roman" w:asciiTheme="minorAscii" w:hAnsiTheme="minorAscii" w:eastAsiaTheme="minorAscii" w:cstheme="minorAscii"/>
+          <w:b w:val="0"/>
+          <w:bCs w:val="0"/>
+          <w:i w:val="0"/>
+          <w:iCs w:val="0"/>
+          <w:caps w:val="0"/>
+          <w:smallCaps w:val="0"/>
+          <w:noProof w:val="0"/>
+          <w:color w:val="auto" w:themeColor="text1" w:themeTint="FF" w:themeShade="FF"/>
           <w:sz w:val="24"/>
           <w:szCs w:val="24"/>
           <w:lang w:val="es-ES"/>
@@ -390,31 +396,31 @@
         <w:contextualSpacing w:val="1"/>
         <w:jc w:val="center"/>
         <w:rPr>
-          <w:rFonts w:ascii="Times New Roman" w:hAnsi="Times New Roman" w:eastAsia="Times New Roman" w:cs="Times New Roman"/>
-          <w:b w:val="0"/>
-          <w:bCs w:val="0"/>
-          <w:i w:val="0"/>
-          <w:iCs w:val="0"/>
-          <w:caps w:val="0"/>
-          <w:smallCaps w:val="0"/>
-          <w:noProof w:val="0"/>
-          <w:color w:val="000000" w:themeColor="text1" w:themeTint="FF" w:themeShade="FF"/>
-          <w:sz w:val="24"/>
-          <w:szCs w:val="24"/>
-          <w:lang w:val="es-ES"/>
-        </w:rPr>
-      </w:pPr>
-      <w:r>
-        <w:rPr>
-          <w:rFonts w:ascii="Times New Roman" w:hAnsi="Times New Roman" w:eastAsia="Times New Roman" w:cs="Times New Roman"/>
-          <w:b w:val="1"/>
-          <w:bCs w:val="1"/>
-          <w:i w:val="0"/>
-          <w:iCs w:val="0"/>
-          <w:caps w:val="0"/>
-          <w:smallCaps w:val="0"/>
-          <w:noProof w:val="0"/>
-          <w:color w:val="000000" w:themeColor="text1" w:themeTint="FF" w:themeShade="FF"/>
+          <w:rFonts w:ascii="Times New Roman" w:hAnsi="Times New Roman" w:eastAsia="Times New Roman" w:cs="Times New Roman" w:asciiTheme="minorAscii" w:hAnsiTheme="minorAscii" w:eastAsiaTheme="minorAscii" w:cstheme="minorAscii"/>
+          <w:b w:val="0"/>
+          <w:bCs w:val="0"/>
+          <w:i w:val="0"/>
+          <w:iCs w:val="0"/>
+          <w:caps w:val="0"/>
+          <w:smallCaps w:val="0"/>
+          <w:noProof w:val="0"/>
+          <w:color w:val="auto" w:themeColor="text1" w:themeTint="FF" w:themeShade="FF"/>
+          <w:sz w:val="24"/>
+          <w:szCs w:val="24"/>
+          <w:lang w:val="es-ES"/>
+        </w:rPr>
+      </w:pPr>
+      <w:r>
+        <w:rPr>
+          <w:rFonts w:ascii="Times New Roman" w:hAnsi="Times New Roman" w:eastAsia="Times New Roman" w:cs="Times New Roman" w:asciiTheme="minorAscii" w:hAnsiTheme="minorAscii" w:eastAsiaTheme="minorAscii" w:cstheme="minorAscii"/>
+          <w:b w:val="0"/>
+          <w:bCs w:val="0"/>
+          <w:i w:val="0"/>
+          <w:iCs w:val="0"/>
+          <w:caps w:val="0"/>
+          <w:smallCaps w:val="0"/>
+          <w:noProof w:val="0"/>
+          <w:color w:val="auto"/>
           <w:sz w:val="24"/>
           <w:szCs w:val="24"/>
           <w:lang w:val="es-ES"/>
@@ -429,31 +435,31 @@
         <w:contextualSpacing w:val="1"/>
         <w:jc w:val="center"/>
         <w:rPr>
-          <w:rFonts w:ascii="Times New Roman" w:hAnsi="Times New Roman" w:eastAsia="Times New Roman" w:cs="Times New Roman"/>
-          <w:b w:val="0"/>
-          <w:bCs w:val="0"/>
-          <w:i w:val="0"/>
-          <w:iCs w:val="0"/>
-          <w:caps w:val="0"/>
-          <w:smallCaps w:val="0"/>
-          <w:noProof w:val="0"/>
-          <w:color w:val="000000" w:themeColor="text1" w:themeTint="FF" w:themeShade="FF"/>
-          <w:sz w:val="24"/>
-          <w:szCs w:val="24"/>
-          <w:lang w:val="es-ES"/>
-        </w:rPr>
-      </w:pPr>
-      <w:r>
-        <w:rPr>
-          <w:rFonts w:ascii="Times New Roman" w:hAnsi="Times New Roman" w:eastAsia="Times New Roman" w:cs="Times New Roman"/>
-          <w:b w:val="1"/>
-          <w:bCs w:val="1"/>
-          <w:i w:val="0"/>
-          <w:iCs w:val="0"/>
-          <w:caps w:val="0"/>
-          <w:smallCaps w:val="0"/>
-          <w:noProof w:val="0"/>
-          <w:color w:val="000000" w:themeColor="text1" w:themeTint="FF" w:themeShade="FF"/>
+          <w:rFonts w:ascii="Times New Roman" w:hAnsi="Times New Roman" w:eastAsia="Times New Roman" w:cs="Times New Roman" w:asciiTheme="minorAscii" w:hAnsiTheme="minorAscii" w:eastAsiaTheme="minorAscii" w:cstheme="minorAscii"/>
+          <w:b w:val="0"/>
+          <w:bCs w:val="0"/>
+          <w:i w:val="0"/>
+          <w:iCs w:val="0"/>
+          <w:caps w:val="0"/>
+          <w:smallCaps w:val="0"/>
+          <w:noProof w:val="0"/>
+          <w:color w:val="auto" w:themeColor="text1" w:themeTint="FF" w:themeShade="FF"/>
+          <w:sz w:val="24"/>
+          <w:szCs w:val="24"/>
+          <w:lang w:val="es-ES"/>
+        </w:rPr>
+      </w:pPr>
+      <w:r>
+        <w:rPr>
+          <w:rFonts w:ascii="Times New Roman" w:hAnsi="Times New Roman" w:eastAsia="Times New Roman" w:cs="Times New Roman" w:asciiTheme="minorAscii" w:hAnsiTheme="minorAscii" w:eastAsiaTheme="minorAscii" w:cstheme="minorAscii"/>
+          <w:b w:val="0"/>
+          <w:bCs w:val="0"/>
+          <w:i w:val="0"/>
+          <w:iCs w:val="0"/>
+          <w:caps w:val="0"/>
+          <w:smallCaps w:val="0"/>
+          <w:noProof w:val="0"/>
+          <w:color w:val="auto"/>
           <w:sz w:val="24"/>
           <w:szCs w:val="24"/>
           <w:lang w:val="es-ES"/>
@@ -468,15 +474,15 @@
         <w:contextualSpacing w:val="1"/>
         <w:jc w:val="center"/>
         <w:rPr>
-          <w:rFonts w:ascii="Times New Roman" w:hAnsi="Times New Roman" w:eastAsia="Times New Roman" w:cs="Times New Roman"/>
-          <w:b w:val="0"/>
-          <w:bCs w:val="0"/>
-          <w:i w:val="0"/>
-          <w:iCs w:val="0"/>
-          <w:caps w:val="0"/>
-          <w:smallCaps w:val="0"/>
-          <w:noProof w:val="0"/>
-          <w:color w:val="000000" w:themeColor="text1" w:themeTint="FF" w:themeShade="FF"/>
+          <w:rFonts w:ascii="Times New Roman" w:hAnsi="Times New Roman" w:eastAsia="Times New Roman" w:cs="Times New Roman" w:asciiTheme="minorAscii" w:hAnsiTheme="minorAscii" w:eastAsiaTheme="minorAscii" w:cstheme="minorAscii"/>
+          <w:b w:val="0"/>
+          <w:bCs w:val="0"/>
+          <w:i w:val="0"/>
+          <w:iCs w:val="0"/>
+          <w:caps w:val="0"/>
+          <w:smallCaps w:val="0"/>
+          <w:noProof w:val="0"/>
+          <w:color w:val="auto" w:themeColor="text1" w:themeTint="FF" w:themeShade="FF"/>
           <w:sz w:val="24"/>
           <w:szCs w:val="24"/>
           <w:lang w:val="es-ES"/>
@@ -490,15 +496,15 @@
         <w:contextualSpacing w:val="1"/>
         <w:jc w:val="center"/>
         <w:rPr>
-          <w:rFonts w:ascii="Times New Roman" w:hAnsi="Times New Roman" w:eastAsia="Times New Roman" w:cs="Times New Roman"/>
-          <w:b w:val="0"/>
-          <w:bCs w:val="0"/>
-          <w:i w:val="0"/>
-          <w:iCs w:val="0"/>
-          <w:caps w:val="0"/>
-          <w:smallCaps w:val="0"/>
-          <w:noProof w:val="0"/>
-          <w:color w:val="000000" w:themeColor="text1" w:themeTint="FF" w:themeShade="FF"/>
+          <w:rFonts w:ascii="Times New Roman" w:hAnsi="Times New Roman" w:eastAsia="Times New Roman" w:cs="Times New Roman" w:asciiTheme="minorAscii" w:hAnsiTheme="minorAscii" w:eastAsiaTheme="minorAscii" w:cstheme="minorAscii"/>
+          <w:b w:val="0"/>
+          <w:bCs w:val="0"/>
+          <w:i w:val="0"/>
+          <w:iCs w:val="0"/>
+          <w:caps w:val="0"/>
+          <w:smallCaps w:val="0"/>
+          <w:noProof w:val="0"/>
+          <w:color w:val="auto" w:themeColor="text1" w:themeTint="FF" w:themeShade="FF"/>
           <w:sz w:val="24"/>
           <w:szCs w:val="24"/>
           <w:lang w:val="es-ES"/>
@@ -512,15 +518,15 @@
         <w:contextualSpacing w:val="1"/>
         <w:jc w:val="center"/>
         <w:rPr>
-          <w:rFonts w:ascii="Times New Roman" w:hAnsi="Times New Roman" w:eastAsia="Times New Roman" w:cs="Times New Roman"/>
-          <w:b w:val="0"/>
-          <w:bCs w:val="0"/>
-          <w:i w:val="0"/>
-          <w:iCs w:val="0"/>
-          <w:caps w:val="0"/>
-          <w:smallCaps w:val="0"/>
-          <w:noProof w:val="0"/>
-          <w:color w:val="000000" w:themeColor="text1" w:themeTint="FF" w:themeShade="FF"/>
+          <w:rFonts w:ascii="Times New Roman" w:hAnsi="Times New Roman" w:eastAsia="Times New Roman" w:cs="Times New Roman" w:asciiTheme="minorAscii" w:hAnsiTheme="minorAscii" w:eastAsiaTheme="minorAscii" w:cstheme="minorAscii"/>
+          <w:b w:val="0"/>
+          <w:bCs w:val="0"/>
+          <w:i w:val="0"/>
+          <w:iCs w:val="0"/>
+          <w:caps w:val="0"/>
+          <w:smallCaps w:val="0"/>
+          <w:noProof w:val="0"/>
+          <w:color w:val="auto" w:themeColor="text1" w:themeTint="FF" w:themeShade="FF"/>
           <w:sz w:val="24"/>
           <w:szCs w:val="24"/>
           <w:lang w:val="es-ES"/>
@@ -534,15 +540,15 @@
         <w:contextualSpacing w:val="1"/>
         <w:jc w:val="center"/>
         <w:rPr>
-          <w:rFonts w:ascii="Times New Roman" w:hAnsi="Times New Roman" w:eastAsia="Times New Roman" w:cs="Times New Roman"/>
-          <w:b w:val="0"/>
-          <w:bCs w:val="0"/>
-          <w:i w:val="0"/>
-          <w:iCs w:val="0"/>
-          <w:caps w:val="0"/>
-          <w:smallCaps w:val="0"/>
-          <w:noProof w:val="0"/>
-          <w:color w:val="000000" w:themeColor="text1" w:themeTint="FF" w:themeShade="FF"/>
+          <w:rFonts w:ascii="Times New Roman" w:hAnsi="Times New Roman" w:eastAsia="Times New Roman" w:cs="Times New Roman" w:asciiTheme="minorAscii" w:hAnsiTheme="minorAscii" w:eastAsiaTheme="minorAscii" w:cstheme="minorAscii"/>
+          <w:b w:val="0"/>
+          <w:bCs w:val="0"/>
+          <w:i w:val="0"/>
+          <w:iCs w:val="0"/>
+          <w:caps w:val="0"/>
+          <w:smallCaps w:val="0"/>
+          <w:noProof w:val="0"/>
+          <w:color w:val="auto" w:themeColor="text1" w:themeTint="FF" w:themeShade="FF"/>
           <w:sz w:val="24"/>
           <w:szCs w:val="24"/>
           <w:lang w:val="es-ES"/>
@@ -555,18 +561,32 @@
         <w:ind w:firstLine="0"/>
         <w:contextualSpacing w:val="1"/>
         <w:jc w:val="center"/>
-      </w:pPr>
-      <w:r>
-        <w:rPr>
-          <w:rFonts w:ascii="Times New Roman" w:hAnsi="Times New Roman" w:eastAsia="Times New Roman" w:cs="Times New Roman"/>
-          <w:b w:val="1"/>
-          <w:bCs w:val="1"/>
-          <w:i w:val="0"/>
-          <w:iCs w:val="0"/>
-          <w:caps w:val="0"/>
-          <w:smallCaps w:val="0"/>
-          <w:noProof w:val="0"/>
-          <w:color w:val="000000" w:themeColor="text1" w:themeTint="FF" w:themeShade="FF"/>
+        <w:rPr>
+          <w:rFonts w:ascii="Times New Roman" w:hAnsi="Times New Roman" w:eastAsia="Times New Roman" w:cs="Times New Roman" w:asciiTheme="minorAscii" w:hAnsiTheme="minorAscii" w:eastAsiaTheme="minorAscii" w:cstheme="minorAscii"/>
+          <w:b w:val="0"/>
+          <w:bCs w:val="0"/>
+          <w:i w:val="0"/>
+          <w:iCs w:val="0"/>
+          <w:caps w:val="0"/>
+          <w:smallCaps w:val="0"/>
+          <w:noProof w:val="0"/>
+          <w:color w:val="auto"/>
+          <w:sz w:val="24"/>
+          <w:szCs w:val="24"/>
+          <w:lang w:val="es-ES"/>
+        </w:rPr>
+      </w:pPr>
+      <w:r>
+        <w:rPr>
+          <w:rFonts w:ascii="Times New Roman" w:hAnsi="Times New Roman" w:eastAsia="Times New Roman" w:cs="Times New Roman" w:asciiTheme="minorAscii" w:hAnsiTheme="minorAscii" w:eastAsiaTheme="minorAscii" w:cstheme="minorAscii"/>
+          <w:b w:val="0"/>
+          <w:bCs w:val="0"/>
+          <w:i w:val="0"/>
+          <w:iCs w:val="0"/>
+          <w:caps w:val="0"/>
+          <w:smallCaps w:val="0"/>
+          <w:noProof w:val="0"/>
+          <w:color w:val="auto"/>
           <w:sz w:val="24"/>
           <w:szCs w:val="24"/>
           <w:lang w:val="es-ES"/>
@@ -581,15 +601,15 @@
         <w:contextualSpacing w:val="1"/>
         <w:jc w:val="center"/>
         <w:rPr>
-          <w:rFonts w:ascii="Times New Roman" w:hAnsi="Times New Roman" w:eastAsia="Times New Roman" w:cs="Times New Roman"/>
-          <w:b w:val="1"/>
-          <w:bCs w:val="1"/>
-          <w:i w:val="0"/>
-          <w:iCs w:val="0"/>
-          <w:caps w:val="0"/>
-          <w:smallCaps w:val="0"/>
-          <w:noProof w:val="0"/>
-          <w:color w:val="000000" w:themeColor="text1" w:themeTint="FF" w:themeShade="FF"/>
+          <w:rFonts w:ascii="Times New Roman" w:hAnsi="Times New Roman" w:eastAsia="Times New Roman" w:cs="Times New Roman" w:asciiTheme="minorAscii" w:hAnsiTheme="minorAscii" w:eastAsiaTheme="minorAscii" w:cstheme="minorAscii"/>
+          <w:b w:val="0"/>
+          <w:bCs w:val="0"/>
+          <w:i w:val="0"/>
+          <w:iCs w:val="0"/>
+          <w:caps w:val="0"/>
+          <w:smallCaps w:val="0"/>
+          <w:noProof w:val="0"/>
+          <w:color w:val="auto" w:themeColor="text1" w:themeTint="FF" w:themeShade="FF"/>
           <w:sz w:val="24"/>
           <w:szCs w:val="24"/>
           <w:lang w:val="es-ES"/>
@@ -603,15 +623,15 @@
         <w:contextualSpacing w:val="1"/>
         <w:jc w:val="center"/>
         <w:rPr>
-          <w:rFonts w:ascii="Times New Roman" w:hAnsi="Times New Roman" w:eastAsia="Times New Roman" w:cs="Times New Roman"/>
-          <w:b w:val="1"/>
-          <w:bCs w:val="1"/>
-          <w:i w:val="0"/>
-          <w:iCs w:val="0"/>
-          <w:caps w:val="0"/>
-          <w:smallCaps w:val="0"/>
-          <w:noProof w:val="0"/>
-          <w:color w:val="000000" w:themeColor="text1" w:themeTint="FF" w:themeShade="FF"/>
+          <w:rFonts w:ascii="Times New Roman" w:hAnsi="Times New Roman" w:eastAsia="Times New Roman" w:cs="Times New Roman" w:asciiTheme="minorAscii" w:hAnsiTheme="minorAscii" w:eastAsiaTheme="minorAscii" w:cstheme="minorAscii"/>
+          <w:b w:val="0"/>
+          <w:bCs w:val="0"/>
+          <w:i w:val="0"/>
+          <w:iCs w:val="0"/>
+          <w:caps w:val="0"/>
+          <w:smallCaps w:val="0"/>
+          <w:noProof w:val="0"/>
+          <w:color w:val="auto" w:themeColor="text1" w:themeTint="FF" w:themeShade="FF"/>
           <w:sz w:val="24"/>
           <w:szCs w:val="24"/>
           <w:lang w:val="es-ES"/>
@@ -630,31 +650,31 @@
         <w:ind w:left="375" w:right="0"/>
         <w:jc w:val="left"/>
         <w:rPr>
-          <w:rFonts w:ascii="Lato" w:hAnsi="Lato" w:eastAsia="Lato" w:cs="Lato"/>
-          <w:b w:val="1"/>
-          <w:bCs w:val="1"/>
-          <w:i w:val="0"/>
-          <w:iCs w:val="0"/>
-          <w:caps w:val="0"/>
-          <w:smallCaps w:val="0"/>
-          <w:noProof w:val="0"/>
-          <w:color w:val="273540"/>
-          <w:sz w:val="24"/>
-          <w:szCs w:val="24"/>
-          <w:lang w:val="es-ES"/>
-        </w:rPr>
-      </w:pPr>
-      <w:r>
-        <w:rPr>
-          <w:rFonts w:ascii="Lato" w:hAnsi="Lato" w:eastAsia="Lato" w:cs="Lato"/>
-          <w:b w:val="1"/>
-          <w:bCs w:val="1"/>
-          <w:i w:val="0"/>
-          <w:iCs w:val="0"/>
-          <w:caps w:val="0"/>
-          <w:smallCaps w:val="0"/>
-          <w:noProof w:val="0"/>
-          <w:color w:val="273540"/>
+          <w:rFonts w:ascii="Times New Roman" w:hAnsi="Times New Roman" w:eastAsia="Times New Roman" w:cs="Times New Roman" w:asciiTheme="minorAscii" w:hAnsiTheme="minorAscii" w:eastAsiaTheme="minorAscii" w:cstheme="minorAscii"/>
+          <w:b w:val="0"/>
+          <w:bCs w:val="0"/>
+          <w:i w:val="0"/>
+          <w:iCs w:val="0"/>
+          <w:caps w:val="0"/>
+          <w:smallCaps w:val="0"/>
+          <w:noProof w:val="0"/>
+          <w:color w:val="auto"/>
+          <w:sz w:val="24"/>
+          <w:szCs w:val="24"/>
+          <w:lang w:val="es-ES"/>
+        </w:rPr>
+      </w:pPr>
+      <w:r>
+        <w:rPr>
+          <w:rFonts w:ascii="Times New Roman" w:hAnsi="Times New Roman" w:eastAsia="Times New Roman" w:cs="Times New Roman" w:asciiTheme="minorAscii" w:hAnsiTheme="minorAscii" w:eastAsiaTheme="minorAscii" w:cstheme="minorAscii"/>
+          <w:b w:val="0"/>
+          <w:bCs w:val="0"/>
+          <w:i w:val="0"/>
+          <w:iCs w:val="0"/>
+          <w:caps w:val="0"/>
+          <w:smallCaps w:val="0"/>
+          <w:noProof w:val="0"/>
+          <w:color w:val="auto"/>
           <w:sz w:val="24"/>
           <w:szCs w:val="24"/>
           <w:lang w:val="es-ES"/>
@@ -663,15 +683,15 @@
       </w:r>
       <w:r>
         <w:rPr>
-          <w:rFonts w:ascii="Lato" w:hAnsi="Lato" w:eastAsia="Lato" w:cs="Lato"/>
-          <w:b w:val="1"/>
-          <w:bCs w:val="1"/>
-          <w:i w:val="0"/>
-          <w:iCs w:val="0"/>
-          <w:caps w:val="0"/>
-          <w:smallCaps w:val="0"/>
-          <w:noProof w:val="0"/>
-          <w:color w:val="273540"/>
+          <w:rFonts w:ascii="Times New Roman" w:hAnsi="Times New Roman" w:eastAsia="Times New Roman" w:cs="Times New Roman" w:asciiTheme="minorAscii" w:hAnsiTheme="minorAscii" w:eastAsiaTheme="minorAscii" w:cstheme="minorAscii"/>
+          <w:b w:val="0"/>
+          <w:bCs w:val="0"/>
+          <w:i w:val="0"/>
+          <w:iCs w:val="0"/>
+          <w:caps w:val="0"/>
+          <w:smallCaps w:val="0"/>
+          <w:noProof w:val="0"/>
+          <w:color w:val="auto"/>
           <w:sz w:val="24"/>
           <w:szCs w:val="24"/>
           <w:lang w:val="es-ES"/>
@@ -691,31 +711,31 @@
         <w:ind w:left="375" w:right="0"/>
         <w:jc w:val="left"/>
         <w:rPr>
-          <w:rFonts w:ascii="Lato" w:hAnsi="Lato" w:eastAsia="Lato" w:cs="Lato"/>
-          <w:b w:val="1"/>
-          <w:bCs w:val="1"/>
-          <w:i w:val="0"/>
-          <w:iCs w:val="0"/>
-          <w:caps w:val="0"/>
-          <w:smallCaps w:val="0"/>
-          <w:noProof w:val="0"/>
-          <w:color w:val="273540"/>
-          <w:sz w:val="24"/>
-          <w:szCs w:val="24"/>
-          <w:lang w:val="es-ES"/>
-        </w:rPr>
-      </w:pPr>
-      <w:r>
-        <w:rPr>
-          <w:rFonts w:ascii="Lato" w:hAnsi="Lato" w:eastAsia="Lato" w:cs="Lato"/>
-          <w:b w:val="1"/>
-          <w:bCs w:val="1"/>
-          <w:i w:val="0"/>
-          <w:iCs w:val="0"/>
-          <w:caps w:val="0"/>
-          <w:smallCaps w:val="0"/>
-          <w:noProof w:val="0"/>
-          <w:color w:val="273540"/>
+          <w:rFonts w:ascii="Times New Roman" w:hAnsi="Times New Roman" w:eastAsia="Times New Roman" w:cs="Times New Roman" w:asciiTheme="minorAscii" w:hAnsiTheme="minorAscii" w:eastAsiaTheme="minorAscii" w:cstheme="minorAscii"/>
+          <w:b w:val="0"/>
+          <w:bCs w:val="0"/>
+          <w:i w:val="0"/>
+          <w:iCs w:val="0"/>
+          <w:caps w:val="0"/>
+          <w:smallCaps w:val="0"/>
+          <w:noProof w:val="0"/>
+          <w:color w:val="auto"/>
+          <w:sz w:val="24"/>
+          <w:szCs w:val="24"/>
+          <w:lang w:val="es-ES"/>
+        </w:rPr>
+      </w:pPr>
+      <w:r>
+        <w:rPr>
+          <w:rFonts w:ascii="Times New Roman" w:hAnsi="Times New Roman" w:eastAsia="Times New Roman" w:cs="Times New Roman" w:asciiTheme="minorAscii" w:hAnsiTheme="minorAscii" w:eastAsiaTheme="minorAscii" w:cstheme="minorAscii"/>
+          <w:b w:val="0"/>
+          <w:bCs w:val="0"/>
+          <w:i w:val="0"/>
+          <w:iCs w:val="0"/>
+          <w:caps w:val="0"/>
+          <w:smallCaps w:val="0"/>
+          <w:noProof w:val="0"/>
+          <w:color w:val="auto"/>
           <w:sz w:val="24"/>
           <w:szCs w:val="24"/>
           <w:lang w:val="es-ES"/>
@@ -724,15 +744,15 @@
       </w:r>
       <w:r>
         <w:rPr>
-          <w:rFonts w:ascii="Lato" w:hAnsi="Lato" w:eastAsia="Lato" w:cs="Lato"/>
-          <w:b w:val="1"/>
-          <w:bCs w:val="1"/>
-          <w:i w:val="0"/>
-          <w:iCs w:val="0"/>
-          <w:caps w:val="0"/>
-          <w:smallCaps w:val="0"/>
-          <w:noProof w:val="0"/>
-          <w:color w:val="273540"/>
+          <w:rFonts w:ascii="Times New Roman" w:hAnsi="Times New Roman" w:eastAsia="Times New Roman" w:cs="Times New Roman" w:asciiTheme="minorAscii" w:hAnsiTheme="minorAscii" w:eastAsiaTheme="minorAscii" w:cstheme="minorAscii"/>
+          <w:b w:val="0"/>
+          <w:bCs w:val="0"/>
+          <w:i w:val="0"/>
+          <w:iCs w:val="0"/>
+          <w:caps w:val="0"/>
+          <w:smallCaps w:val="0"/>
+          <w:noProof w:val="0"/>
+          <w:color w:val="auto"/>
           <w:sz w:val="24"/>
           <w:szCs w:val="24"/>
           <w:lang w:val="es-ES"/>
@@ -748,15 +768,15 @@
         <w:ind w:left="375" w:right="0"/>
         <w:jc w:val="left"/>
         <w:rPr>
-          <w:rFonts w:ascii="Lato" w:hAnsi="Lato" w:eastAsia="Lato" w:cs="Lato"/>
-          <w:b w:val="1"/>
-          <w:bCs w:val="1"/>
-          <w:i w:val="0"/>
-          <w:iCs w:val="0"/>
-          <w:caps w:val="0"/>
-          <w:smallCaps w:val="0"/>
-          <w:noProof w:val="0"/>
-          <w:color w:val="273540"/>
+          <w:rFonts w:ascii="Times New Roman" w:hAnsi="Times New Roman" w:eastAsia="Times New Roman" w:cs="Times New Roman" w:asciiTheme="minorAscii" w:hAnsiTheme="minorAscii" w:eastAsiaTheme="minorAscii" w:cstheme="minorAscii"/>
+          <w:b w:val="0"/>
+          <w:bCs w:val="0"/>
+          <w:i w:val="0"/>
+          <w:iCs w:val="0"/>
+          <w:caps w:val="0"/>
+          <w:smallCaps w:val="0"/>
+          <w:noProof w:val="0"/>
+          <w:color w:val="auto"/>
           <w:sz w:val="24"/>
           <w:szCs w:val="24"/>
           <w:lang w:val="es-ES"/>
@@ -775,31 +795,31 @@
         <w:ind w:left="375" w:right="0"/>
         <w:jc w:val="left"/>
         <w:rPr>
-          <w:rFonts w:ascii="Lato" w:hAnsi="Lato" w:eastAsia="Lato" w:cs="Lato"/>
-          <w:b w:val="1"/>
-          <w:bCs w:val="1"/>
-          <w:i w:val="0"/>
-          <w:iCs w:val="0"/>
-          <w:caps w:val="0"/>
-          <w:smallCaps w:val="0"/>
-          <w:noProof w:val="0"/>
-          <w:color w:val="273540"/>
-          <w:sz w:val="24"/>
-          <w:szCs w:val="24"/>
-          <w:lang w:val="es-ES"/>
-        </w:rPr>
-      </w:pPr>
-      <w:r>
-        <w:rPr>
-          <w:rFonts w:ascii="Lato" w:hAnsi="Lato" w:eastAsia="Lato" w:cs="Lato"/>
-          <w:b w:val="1"/>
-          <w:bCs w:val="1"/>
-          <w:i w:val="0"/>
-          <w:iCs w:val="0"/>
-          <w:caps w:val="0"/>
-          <w:smallCaps w:val="0"/>
-          <w:noProof w:val="0"/>
-          <w:color w:val="273540"/>
+          <w:rFonts w:ascii="Times New Roman" w:hAnsi="Times New Roman" w:eastAsia="Times New Roman" w:cs="Times New Roman" w:asciiTheme="minorAscii" w:hAnsiTheme="minorAscii" w:eastAsiaTheme="minorAscii" w:cstheme="minorAscii"/>
+          <w:b w:val="0"/>
+          <w:bCs w:val="0"/>
+          <w:i w:val="0"/>
+          <w:iCs w:val="0"/>
+          <w:caps w:val="0"/>
+          <w:smallCaps w:val="0"/>
+          <w:noProof w:val="0"/>
+          <w:color w:val="auto"/>
+          <w:sz w:val="24"/>
+          <w:szCs w:val="24"/>
+          <w:lang w:val="es-ES"/>
+        </w:rPr>
+      </w:pPr>
+      <w:r>
+        <w:rPr>
+          <w:rFonts w:ascii="Times New Roman" w:hAnsi="Times New Roman" w:eastAsia="Times New Roman" w:cs="Times New Roman" w:asciiTheme="minorAscii" w:hAnsiTheme="minorAscii" w:eastAsiaTheme="minorAscii" w:cstheme="minorAscii"/>
+          <w:b w:val="0"/>
+          <w:bCs w:val="0"/>
+          <w:i w:val="0"/>
+          <w:iCs w:val="0"/>
+          <w:caps w:val="0"/>
+          <w:smallCaps w:val="0"/>
+          <w:noProof w:val="0"/>
+          <w:color w:val="auto"/>
           <w:sz w:val="24"/>
           <w:szCs w:val="24"/>
           <w:lang w:val="es-ES"/>
@@ -814,18 +834,32 @@
         <w:spacing w:before="0" w:beforeAutospacing="off" w:after="0" w:afterAutospacing="off"/>
         <w:ind w:left="375" w:right="0"/>
         <w:jc w:val="left"/>
-      </w:pPr>
-      <w:r>
-        <w:rPr>
-          <w:rFonts w:ascii="Lato" w:hAnsi="Lato" w:eastAsia="Lato" w:cs="Lato"/>
-          <w:b w:val="1"/>
-          <w:bCs w:val="1"/>
-          <w:i w:val="0"/>
-          <w:iCs w:val="0"/>
-          <w:caps w:val="0"/>
-          <w:smallCaps w:val="0"/>
-          <w:noProof w:val="0"/>
-          <w:color w:val="273540"/>
+        <w:rPr>
+          <w:rFonts w:ascii="Times New Roman" w:hAnsi="Times New Roman" w:eastAsia="Times New Roman" w:cs="Times New Roman" w:asciiTheme="minorAscii" w:hAnsiTheme="minorAscii" w:eastAsiaTheme="minorAscii" w:cstheme="minorAscii"/>
+          <w:b w:val="0"/>
+          <w:bCs w:val="0"/>
+          <w:i w:val="0"/>
+          <w:iCs w:val="0"/>
+          <w:caps w:val="0"/>
+          <w:smallCaps w:val="0"/>
+          <w:noProof w:val="0"/>
+          <w:color w:val="auto"/>
+          <w:sz w:val="24"/>
+          <w:szCs w:val="24"/>
+          <w:lang w:val="es-ES"/>
+        </w:rPr>
+      </w:pPr>
+      <w:r>
+        <w:rPr>
+          <w:rFonts w:ascii="Times New Roman" w:hAnsi="Times New Roman" w:eastAsia="Times New Roman" w:cs="Times New Roman" w:asciiTheme="minorAscii" w:hAnsiTheme="minorAscii" w:eastAsiaTheme="minorAscii" w:cstheme="minorAscii"/>
+          <w:b w:val="0"/>
+          <w:bCs w:val="0"/>
+          <w:i w:val="0"/>
+          <w:iCs w:val="0"/>
+          <w:caps w:val="0"/>
+          <w:smallCaps w:val="0"/>
+          <w:noProof w:val="0"/>
+          <w:color w:val="auto"/>
           <w:sz w:val="24"/>
           <w:szCs w:val="24"/>
           <w:lang w:val="es-ES"/>
@@ -841,15 +875,15 @@
         <w:ind w:right="0"/>
         <w:jc w:val="left"/>
         <w:rPr>
-          <w:rFonts w:ascii="Lato" w:hAnsi="Lato" w:eastAsia="Lato" w:cs="Lato"/>
-          <w:b w:val="1"/>
-          <w:bCs w:val="1"/>
-          <w:i w:val="0"/>
-          <w:iCs w:val="0"/>
-          <w:caps w:val="0"/>
-          <w:smallCaps w:val="0"/>
-          <w:noProof w:val="0"/>
-          <w:color w:val="273540"/>
+          <w:rFonts w:ascii="Times New Roman" w:hAnsi="Times New Roman" w:eastAsia="Times New Roman" w:cs="Times New Roman" w:asciiTheme="minorAscii" w:hAnsiTheme="minorAscii" w:eastAsiaTheme="minorAscii" w:cstheme="minorAscii"/>
+          <w:b w:val="0"/>
+          <w:bCs w:val="0"/>
+          <w:i w:val="0"/>
+          <w:iCs w:val="0"/>
+          <w:caps w:val="0"/>
+          <w:smallCaps w:val="0"/>
+          <w:noProof w:val="0"/>
+          <w:color w:val="auto"/>
           <w:sz w:val="24"/>
           <w:szCs w:val="24"/>
           <w:lang w:val="es-ES"/>
@@ -868,31 +902,31 @@
         <w:ind w:left="375" w:right="0"/>
         <w:jc w:val="left"/>
         <w:rPr>
-          <w:rFonts w:ascii="Lato" w:hAnsi="Lato" w:eastAsia="Lato" w:cs="Lato"/>
-          <w:b w:val="1"/>
-          <w:bCs w:val="1"/>
-          <w:i w:val="0"/>
-          <w:iCs w:val="0"/>
-          <w:caps w:val="0"/>
-          <w:smallCaps w:val="0"/>
-          <w:noProof w:val="0"/>
-          <w:color w:val="273540"/>
-          <w:sz w:val="24"/>
-          <w:szCs w:val="24"/>
-          <w:lang w:val="es-ES"/>
-        </w:rPr>
-      </w:pPr>
-      <w:r>
-        <w:rPr>
-          <w:rFonts w:ascii="Lato" w:hAnsi="Lato" w:eastAsia="Lato" w:cs="Lato"/>
-          <w:b w:val="1"/>
-          <w:bCs w:val="1"/>
-          <w:i w:val="0"/>
-          <w:iCs w:val="0"/>
-          <w:caps w:val="0"/>
-          <w:smallCaps w:val="0"/>
-          <w:noProof w:val="0"/>
-          <w:color w:val="273540"/>
+          <w:rFonts w:ascii="Times New Roman" w:hAnsi="Times New Roman" w:eastAsia="Times New Roman" w:cs="Times New Roman" w:asciiTheme="minorAscii" w:hAnsiTheme="minorAscii" w:eastAsiaTheme="minorAscii" w:cstheme="minorAscii"/>
+          <w:b w:val="0"/>
+          <w:bCs w:val="0"/>
+          <w:i w:val="0"/>
+          <w:iCs w:val="0"/>
+          <w:caps w:val="0"/>
+          <w:smallCaps w:val="0"/>
+          <w:noProof w:val="0"/>
+          <w:color w:val="auto"/>
+          <w:sz w:val="24"/>
+          <w:szCs w:val="24"/>
+          <w:lang w:val="es-ES"/>
+        </w:rPr>
+      </w:pPr>
+      <w:r>
+        <w:rPr>
+          <w:rFonts w:ascii="Times New Roman" w:hAnsi="Times New Roman" w:eastAsia="Times New Roman" w:cs="Times New Roman" w:asciiTheme="minorAscii" w:hAnsiTheme="minorAscii" w:eastAsiaTheme="minorAscii" w:cstheme="minorAscii"/>
+          <w:b w:val="0"/>
+          <w:bCs w:val="0"/>
+          <w:i w:val="0"/>
+          <w:iCs w:val="0"/>
+          <w:caps w:val="0"/>
+          <w:smallCaps w:val="0"/>
+          <w:noProof w:val="0"/>
+          <w:color w:val="auto"/>
           <w:sz w:val="24"/>
           <w:szCs w:val="24"/>
           <w:lang w:val="es-ES"/>
@@ -907,18 +941,34 @@
         <w:spacing w:before="0" w:beforeAutospacing="off" w:after="0" w:afterAutospacing="off"/>
         <w:ind w:right="0"/>
         <w:jc w:val="left"/>
-      </w:pPr>
-      <w:hyperlink r:id="Rb9ebfacdccd34f9a">
+        <w:rPr>
+          <w:rFonts w:ascii="Times New Roman" w:hAnsi="Times New Roman" w:eastAsia="Times New Roman" w:cs="Times New Roman" w:asciiTheme="minorAscii" w:hAnsiTheme="minorAscii" w:eastAsiaTheme="minorAscii" w:cstheme="minorAscii"/>
+          <w:b w:val="0"/>
+          <w:bCs w:val="0"/>
+          <w:i w:val="0"/>
+          <w:iCs w:val="0"/>
+          <w:caps w:val="0"/>
+          <w:smallCaps w:val="0"/>
+          <w:noProof w:val="0"/>
+          <w:color w:val="auto"/>
+          <w:sz w:val="24"/>
+          <w:szCs w:val="24"/>
+          <w:lang w:val="es-ES"/>
+        </w:rPr>
+      </w:pPr>
+      <w:hyperlink r:id="R5875cb47055c401a">
         <w:r>
           <w:rPr>
             <w:rStyle w:val="Hyperlink"/>
-            <w:b w:val="1"/>
-            <w:bCs w:val="1"/>
+            <w:rFonts w:ascii="Times New Roman" w:hAnsi="Times New Roman" w:eastAsia="Times New Roman" w:cs="Times New Roman" w:asciiTheme="minorAscii" w:hAnsiTheme="minorAscii" w:eastAsiaTheme="minorAscii" w:cstheme="minorAscii"/>
+            <w:b w:val="0"/>
+            <w:bCs w:val="0"/>
             <w:i w:val="0"/>
             <w:iCs w:val="0"/>
             <w:caps w:val="0"/>
             <w:smallCaps w:val="0"/>
             <w:noProof w:val="0"/>
+            <w:color w:val="auto"/>
             <w:lang w:val="es-ES"/>
           </w:rPr>
           <w:t>https://github.com/marinojm/programacion-ii-2026/tree/main/pf-reserva-salones</w:t>
@@ -926,15 +976,15 @@
       </w:hyperlink>
       <w:r>
         <w:rPr>
-          <w:rFonts w:ascii="Lato" w:hAnsi="Lato" w:eastAsia="Lato" w:cs="Lato"/>
-          <w:b w:val="1"/>
-          <w:bCs w:val="1"/>
-          <w:i w:val="0"/>
-          <w:iCs w:val="0"/>
-          <w:caps w:val="0"/>
-          <w:smallCaps w:val="0"/>
-          <w:noProof w:val="0"/>
-          <w:color w:val="273540"/>
+          <w:rFonts w:ascii="Times New Roman" w:hAnsi="Times New Roman" w:eastAsia="Times New Roman" w:cs="Times New Roman" w:asciiTheme="minorAscii" w:hAnsiTheme="minorAscii" w:eastAsiaTheme="minorAscii" w:cstheme="minorAscii"/>
+          <w:b w:val="0"/>
+          <w:bCs w:val="0"/>
+          <w:i w:val="0"/>
+          <w:iCs w:val="0"/>
+          <w:caps w:val="0"/>
+          <w:smallCaps w:val="0"/>
+          <w:noProof w:val="0"/>
+          <w:color w:val="auto"/>
           <w:sz w:val="24"/>
           <w:szCs w:val="24"/>
           <w:lang w:val="es-ES"/>
@@ -950,15 +1000,15 @@
         <w:ind w:right="0"/>
         <w:jc w:val="left"/>
         <w:rPr>
-          <w:rFonts w:ascii="Lato" w:hAnsi="Lato" w:eastAsia="Lato" w:cs="Lato"/>
-          <w:b w:val="1"/>
-          <w:bCs w:val="1"/>
-          <w:i w:val="0"/>
-          <w:iCs w:val="0"/>
-          <w:caps w:val="0"/>
-          <w:smallCaps w:val="0"/>
-          <w:noProof w:val="0"/>
-          <w:color w:val="273540"/>
+          <w:rFonts w:ascii="Times New Roman" w:hAnsi="Times New Roman" w:eastAsia="Times New Roman" w:cs="Times New Roman" w:asciiTheme="minorAscii" w:hAnsiTheme="minorAscii" w:eastAsiaTheme="minorAscii" w:cstheme="minorAscii"/>
+          <w:b w:val="0"/>
+          <w:bCs w:val="0"/>
+          <w:i w:val="0"/>
+          <w:iCs w:val="0"/>
+          <w:caps w:val="0"/>
+          <w:smallCaps w:val="0"/>
+          <w:noProof w:val="0"/>
+          <w:color w:val="auto"/>
           <w:sz w:val="24"/>
           <w:szCs w:val="24"/>
           <w:lang w:val="es-ES"/>
@@ -973,15 +1023,15 @@
         <w:ind w:right="0"/>
         <w:jc w:val="left"/>
         <w:rPr>
-          <w:rFonts w:ascii="Lato" w:hAnsi="Lato" w:eastAsia="Lato" w:cs="Lato"/>
-          <w:b w:val="1"/>
-          <w:bCs w:val="1"/>
-          <w:i w:val="0"/>
-          <w:iCs w:val="0"/>
-          <w:caps w:val="0"/>
-          <w:smallCaps w:val="0"/>
-          <w:noProof w:val="0"/>
-          <w:color w:val="273540"/>
+          <w:rFonts w:ascii="Times New Roman" w:hAnsi="Times New Roman" w:eastAsia="Times New Roman" w:cs="Times New Roman" w:asciiTheme="minorAscii" w:hAnsiTheme="minorAscii" w:eastAsiaTheme="minorAscii" w:cstheme="minorAscii"/>
+          <w:b w:val="0"/>
+          <w:bCs w:val="0"/>
+          <w:i w:val="0"/>
+          <w:iCs w:val="0"/>
+          <w:caps w:val="0"/>
+          <w:smallCaps w:val="0"/>
+          <w:noProof w:val="0"/>
+          <w:color w:val="auto"/>
           <w:sz w:val="24"/>
           <w:szCs w:val="24"/>
           <w:lang w:val="es-ES"/>
@@ -1000,31 +1050,31 @@
         <w:ind w:left="375" w:right="0"/>
         <w:jc w:val="left"/>
         <w:rPr>
-          <w:rFonts w:ascii="Lato" w:hAnsi="Lato" w:eastAsia="Lato" w:cs="Lato"/>
-          <w:b w:val="1"/>
-          <w:bCs w:val="1"/>
-          <w:i w:val="0"/>
-          <w:iCs w:val="0"/>
-          <w:caps w:val="0"/>
-          <w:smallCaps w:val="0"/>
-          <w:noProof w:val="0"/>
-          <w:color w:val="273540"/>
-          <w:sz w:val="24"/>
-          <w:szCs w:val="24"/>
-          <w:lang w:val="es-ES"/>
-        </w:rPr>
-      </w:pPr>
-      <w:r>
-        <w:rPr>
-          <w:rFonts w:ascii="Lato" w:hAnsi="Lato" w:eastAsia="Lato" w:cs="Lato"/>
-          <w:b w:val="1"/>
-          <w:bCs w:val="1"/>
-          <w:i w:val="0"/>
-          <w:iCs w:val="0"/>
-          <w:caps w:val="0"/>
-          <w:smallCaps w:val="0"/>
-          <w:noProof w:val="0"/>
-          <w:color w:val="273540"/>
+          <w:rFonts w:ascii="Times New Roman" w:hAnsi="Times New Roman" w:eastAsia="Times New Roman" w:cs="Times New Roman" w:asciiTheme="minorAscii" w:hAnsiTheme="minorAscii" w:eastAsiaTheme="minorAscii" w:cstheme="minorAscii"/>
+          <w:b w:val="0"/>
+          <w:bCs w:val="0"/>
+          <w:i w:val="0"/>
+          <w:iCs w:val="0"/>
+          <w:caps w:val="0"/>
+          <w:smallCaps w:val="0"/>
+          <w:noProof w:val="0"/>
+          <w:color w:val="auto"/>
+          <w:sz w:val="24"/>
+          <w:szCs w:val="24"/>
+          <w:lang w:val="es-ES"/>
+        </w:rPr>
+      </w:pPr>
+      <w:r>
+        <w:rPr>
+          <w:rFonts w:ascii="Times New Roman" w:hAnsi="Times New Roman" w:eastAsia="Times New Roman" w:cs="Times New Roman" w:asciiTheme="minorAscii" w:hAnsiTheme="minorAscii" w:eastAsiaTheme="minorAscii" w:cstheme="minorAscii"/>
+          <w:b w:val="0"/>
+          <w:bCs w:val="0"/>
+          <w:i w:val="0"/>
+          <w:iCs w:val="0"/>
+          <w:caps w:val="0"/>
+          <w:smallCaps w:val="0"/>
+          <w:noProof w:val="0"/>
+          <w:color w:val="auto"/>
           <w:sz w:val="24"/>
           <w:szCs w:val="24"/>
           <w:lang w:val="es-ES"/>
@@ -1040,31 +1090,31 @@
         <w:ind w:right="0"/>
         <w:jc w:val="left"/>
         <w:rPr>
-          <w:rFonts w:ascii="Lato" w:hAnsi="Lato" w:eastAsia="Lato" w:cs="Lato"/>
-          <w:b w:val="1"/>
-          <w:bCs w:val="1"/>
-          <w:i w:val="0"/>
-          <w:iCs w:val="0"/>
-          <w:caps w:val="0"/>
-          <w:smallCaps w:val="0"/>
-          <w:noProof w:val="0"/>
-          <w:color w:val="273540"/>
-          <w:sz w:val="24"/>
-          <w:szCs w:val="24"/>
-          <w:lang w:val="es-ES"/>
-        </w:rPr>
-      </w:pPr>
-      <w:r>
-        <w:rPr>
-          <w:rFonts w:ascii="Lato" w:hAnsi="Lato" w:eastAsia="Lato" w:cs="Lato"/>
-          <w:b w:val="1"/>
-          <w:bCs w:val="1"/>
-          <w:i w:val="0"/>
-          <w:iCs w:val="0"/>
-          <w:caps w:val="0"/>
-          <w:smallCaps w:val="0"/>
-          <w:noProof w:val="0"/>
-          <w:color w:val="273540"/>
+          <w:rFonts w:ascii="Times New Roman" w:hAnsi="Times New Roman" w:eastAsia="Times New Roman" w:cs="Times New Roman" w:asciiTheme="minorAscii" w:hAnsiTheme="minorAscii" w:eastAsiaTheme="minorAscii" w:cstheme="minorAscii"/>
+          <w:b w:val="0"/>
+          <w:bCs w:val="0"/>
+          <w:i w:val="0"/>
+          <w:iCs w:val="0"/>
+          <w:caps w:val="0"/>
+          <w:smallCaps w:val="0"/>
+          <w:noProof w:val="0"/>
+          <w:color w:val="auto"/>
+          <w:sz w:val="24"/>
+          <w:szCs w:val="24"/>
+          <w:lang w:val="es-ES"/>
+        </w:rPr>
+      </w:pPr>
+      <w:r>
+        <w:rPr>
+          <w:rFonts w:ascii="Times New Roman" w:hAnsi="Times New Roman" w:eastAsia="Times New Roman" w:cs="Times New Roman" w:asciiTheme="minorAscii" w:hAnsiTheme="minorAscii" w:eastAsiaTheme="minorAscii" w:cstheme="minorAscii"/>
+          <w:b w:val="0"/>
+          <w:bCs w:val="0"/>
+          <w:i w:val="0"/>
+          <w:iCs w:val="0"/>
+          <w:caps w:val="0"/>
+          <w:smallCaps w:val="0"/>
+          <w:noProof w:val="0"/>
+          <w:color w:val="auto"/>
           <w:sz w:val="24"/>
           <w:szCs w:val="24"/>
           <w:lang w:val="es-ES"/>
@@ -1073,15 +1123,15 @@
       </w:r>
       <w:r>
         <w:rPr>
-          <w:rFonts w:ascii="Lato" w:hAnsi="Lato" w:eastAsia="Lato" w:cs="Lato"/>
-          <w:b w:val="1"/>
-          <w:bCs w:val="1"/>
-          <w:i w:val="0"/>
-          <w:iCs w:val="0"/>
-          <w:caps w:val="0"/>
-          <w:smallCaps w:val="0"/>
-          <w:noProof w:val="0"/>
-          <w:color w:val="273540"/>
+          <w:rFonts w:ascii="Times New Roman" w:hAnsi="Times New Roman" w:eastAsia="Times New Roman" w:cs="Times New Roman" w:asciiTheme="minorAscii" w:hAnsiTheme="minorAscii" w:eastAsiaTheme="minorAscii" w:cstheme="minorAscii"/>
+          <w:b w:val="0"/>
+          <w:bCs w:val="0"/>
+          <w:i w:val="0"/>
+          <w:iCs w:val="0"/>
+          <w:caps w:val="0"/>
+          <w:smallCaps w:val="0"/>
+          <w:noProof w:val="0"/>
+          <w:color w:val="auto"/>
           <w:sz w:val="24"/>
           <w:szCs w:val="24"/>
           <w:lang w:val="es-ES"/>
@@ -1090,15 +1140,15 @@
       </w:r>
       <w:r>
         <w:rPr>
-          <w:rFonts w:ascii="Lato" w:hAnsi="Lato" w:eastAsia="Lato" w:cs="Lato"/>
-          <w:b w:val="1"/>
-          <w:bCs w:val="1"/>
-          <w:i w:val="0"/>
-          <w:iCs w:val="0"/>
-          <w:caps w:val="0"/>
-          <w:smallCaps w:val="0"/>
-          <w:noProof w:val="0"/>
-          <w:color w:val="273540"/>
+          <w:rFonts w:ascii="Times New Roman" w:hAnsi="Times New Roman" w:eastAsia="Times New Roman" w:cs="Times New Roman" w:asciiTheme="minorAscii" w:hAnsiTheme="minorAscii" w:eastAsiaTheme="minorAscii" w:cstheme="minorAscii"/>
+          <w:b w:val="0"/>
+          <w:bCs w:val="0"/>
+          <w:i w:val="0"/>
+          <w:iCs w:val="0"/>
+          <w:caps w:val="0"/>
+          <w:smallCaps w:val="0"/>
+          <w:noProof w:val="0"/>
+          <w:color w:val="auto"/>
           <w:sz w:val="24"/>
           <w:szCs w:val="24"/>
           <w:lang w:val="es-ES"/>
@@ -1107,15 +1157,15 @@
       </w:r>
       <w:r>
         <w:rPr>
-          <w:rFonts w:ascii="Lato" w:hAnsi="Lato" w:eastAsia="Lato" w:cs="Lato"/>
-          <w:b w:val="1"/>
-          <w:bCs w:val="1"/>
-          <w:i w:val="0"/>
-          <w:iCs w:val="0"/>
-          <w:caps w:val="0"/>
-          <w:smallCaps w:val="0"/>
-          <w:noProof w:val="0"/>
-          <w:color w:val="273540"/>
+          <w:rFonts w:ascii="Times New Roman" w:hAnsi="Times New Roman" w:eastAsia="Times New Roman" w:cs="Times New Roman" w:asciiTheme="minorAscii" w:hAnsiTheme="minorAscii" w:eastAsiaTheme="minorAscii" w:cstheme="minorAscii"/>
+          <w:b w:val="0"/>
+          <w:bCs w:val="0"/>
+          <w:i w:val="0"/>
+          <w:iCs w:val="0"/>
+          <w:caps w:val="0"/>
+          <w:smallCaps w:val="0"/>
+          <w:noProof w:val="0"/>
+          <w:color w:val="auto"/>
           <w:sz w:val="24"/>
           <w:szCs w:val="24"/>
           <w:lang w:val="es-ES"/>
@@ -1124,15 +1174,15 @@
       </w:r>
       <w:r>
         <w:rPr>
-          <w:rFonts w:ascii="Lato" w:hAnsi="Lato" w:eastAsia="Lato" w:cs="Lato"/>
-          <w:b w:val="1"/>
-          <w:bCs w:val="1"/>
-          <w:i w:val="0"/>
-          <w:iCs w:val="0"/>
-          <w:caps w:val="0"/>
-          <w:smallCaps w:val="0"/>
-          <w:noProof w:val="0"/>
-          <w:color w:val="273540"/>
+          <w:rFonts w:ascii="Times New Roman" w:hAnsi="Times New Roman" w:eastAsia="Times New Roman" w:cs="Times New Roman" w:asciiTheme="minorAscii" w:hAnsiTheme="minorAscii" w:eastAsiaTheme="minorAscii" w:cstheme="minorAscii"/>
+          <w:b w:val="0"/>
+          <w:bCs w:val="0"/>
+          <w:i w:val="0"/>
+          <w:iCs w:val="0"/>
+          <w:caps w:val="0"/>
+          <w:smallCaps w:val="0"/>
+          <w:noProof w:val="0"/>
+          <w:color w:val="auto"/>
           <w:sz w:val="24"/>
           <w:szCs w:val="24"/>
           <w:lang w:val="es-ES"/>
@@ -1148,15 +1198,15 @@
         <w:ind w:right="0"/>
         <w:jc w:val="left"/>
         <w:rPr>
-          <w:rFonts w:ascii="Lato" w:hAnsi="Lato" w:eastAsia="Lato" w:cs="Lato"/>
-          <w:b w:val="1"/>
-          <w:bCs w:val="1"/>
-          <w:i w:val="0"/>
-          <w:iCs w:val="0"/>
-          <w:caps w:val="0"/>
-          <w:smallCaps w:val="0"/>
-          <w:noProof w:val="0"/>
-          <w:color w:val="273540"/>
+          <w:rFonts w:ascii="Times New Roman" w:hAnsi="Times New Roman" w:eastAsia="Times New Roman" w:cs="Times New Roman" w:asciiTheme="minorAscii" w:hAnsiTheme="minorAscii" w:eastAsiaTheme="minorAscii" w:cstheme="minorAscii"/>
+          <w:b w:val="0"/>
+          <w:bCs w:val="0"/>
+          <w:i w:val="0"/>
+          <w:iCs w:val="0"/>
+          <w:caps w:val="0"/>
+          <w:smallCaps w:val="0"/>
+          <w:noProof w:val="0"/>
+          <w:color w:val="auto"/>
           <w:sz w:val="24"/>
           <w:szCs w:val="24"/>
           <w:lang w:val="es-ES"/>
@@ -1171,15 +1221,15 @@
         <w:ind w:right="0"/>
         <w:jc w:val="left"/>
         <w:rPr>
-          <w:rFonts w:ascii="Lato" w:hAnsi="Lato" w:eastAsia="Lato" w:cs="Lato"/>
-          <w:b w:val="1"/>
-          <w:bCs w:val="1"/>
-          <w:i w:val="0"/>
-          <w:iCs w:val="0"/>
-          <w:caps w:val="0"/>
-          <w:smallCaps w:val="0"/>
-          <w:noProof w:val="0"/>
-          <w:color w:val="273540"/>
+          <w:rFonts w:ascii="Times New Roman" w:hAnsi="Times New Roman" w:eastAsia="Times New Roman" w:cs="Times New Roman" w:asciiTheme="minorAscii" w:hAnsiTheme="minorAscii" w:eastAsiaTheme="minorAscii" w:cstheme="minorAscii"/>
+          <w:b w:val="0"/>
+          <w:bCs w:val="0"/>
+          <w:i w:val="0"/>
+          <w:iCs w:val="0"/>
+          <w:caps w:val="0"/>
+          <w:smallCaps w:val="0"/>
+          <w:noProof w:val="0"/>
+          <w:color w:val="auto"/>
           <w:sz w:val="24"/>
           <w:szCs w:val="24"/>
           <w:lang w:val="es-ES"/>
@@ -1198,31 +1248,31 @@
         <w:ind w:left="375" w:right="0"/>
         <w:jc w:val="left"/>
         <w:rPr>
-          <w:rFonts w:ascii="Lato" w:hAnsi="Lato" w:eastAsia="Lato" w:cs="Lato"/>
-          <w:b w:val="1"/>
-          <w:bCs w:val="1"/>
-          <w:i w:val="0"/>
-          <w:iCs w:val="0"/>
-          <w:caps w:val="0"/>
-          <w:smallCaps w:val="0"/>
-          <w:noProof w:val="0"/>
-          <w:color w:val="273540"/>
-          <w:sz w:val="24"/>
-          <w:szCs w:val="24"/>
-          <w:lang w:val="es-ES"/>
-        </w:rPr>
-      </w:pPr>
-      <w:r>
-        <w:rPr>
-          <w:rFonts w:ascii="Lato" w:hAnsi="Lato" w:eastAsia="Lato" w:cs="Lato"/>
-          <w:b w:val="1"/>
-          <w:bCs w:val="1"/>
-          <w:i w:val="0"/>
-          <w:iCs w:val="0"/>
-          <w:caps w:val="0"/>
-          <w:smallCaps w:val="0"/>
-          <w:noProof w:val="0"/>
-          <w:color w:val="273540"/>
+          <w:rFonts w:ascii="Times New Roman" w:hAnsi="Times New Roman" w:eastAsia="Times New Roman" w:cs="Times New Roman" w:asciiTheme="minorAscii" w:hAnsiTheme="minorAscii" w:eastAsiaTheme="minorAscii" w:cstheme="minorAscii"/>
+          <w:b w:val="0"/>
+          <w:bCs w:val="0"/>
+          <w:i w:val="0"/>
+          <w:iCs w:val="0"/>
+          <w:caps w:val="0"/>
+          <w:smallCaps w:val="0"/>
+          <w:noProof w:val="0"/>
+          <w:color w:val="auto"/>
+          <w:sz w:val="24"/>
+          <w:szCs w:val="24"/>
+          <w:lang w:val="es-ES"/>
+        </w:rPr>
+      </w:pPr>
+      <w:r>
+        <w:rPr>
+          <w:rFonts w:ascii="Times New Roman" w:hAnsi="Times New Roman" w:eastAsia="Times New Roman" w:cs="Times New Roman" w:asciiTheme="minorAscii" w:hAnsiTheme="minorAscii" w:eastAsiaTheme="minorAscii" w:cstheme="minorAscii"/>
+          <w:b w:val="0"/>
+          <w:bCs w:val="0"/>
+          <w:i w:val="0"/>
+          <w:iCs w:val="0"/>
+          <w:caps w:val="0"/>
+          <w:smallCaps w:val="0"/>
+          <w:noProof w:val="0"/>
+          <w:color w:val="auto"/>
           <w:sz w:val="24"/>
           <w:szCs w:val="24"/>
           <w:lang w:val="es-ES"/>
@@ -1238,15 +1288,15 @@
         <w:ind w:right="0"/>
         <w:jc w:val="left"/>
         <w:rPr>
-          <w:rFonts w:ascii="Lato" w:hAnsi="Lato" w:eastAsia="Lato" w:cs="Lato"/>
-          <w:b w:val="1"/>
-          <w:bCs w:val="1"/>
-          <w:i w:val="0"/>
-          <w:iCs w:val="0"/>
-          <w:caps w:val="0"/>
-          <w:smallCaps w:val="0"/>
-          <w:noProof w:val="0"/>
-          <w:color w:val="273540"/>
+          <w:rFonts w:ascii="Times New Roman" w:hAnsi="Times New Roman" w:eastAsia="Times New Roman" w:cs="Times New Roman" w:asciiTheme="minorAscii" w:hAnsiTheme="minorAscii" w:eastAsiaTheme="minorAscii" w:cstheme="minorAscii"/>
+          <w:b w:val="0"/>
+          <w:bCs w:val="0"/>
+          <w:i w:val="0"/>
+          <w:iCs w:val="0"/>
+          <w:caps w:val="0"/>
+          <w:smallCaps w:val="0"/>
+          <w:noProof w:val="0"/>
+          <w:color w:val="auto"/>
           <w:sz w:val="24"/>
           <w:szCs w:val="24"/>
           <w:lang w:val="es-ES"/>
@@ -1261,15 +1311,15 @@
         <w:ind w:right="0"/>
         <w:jc w:val="left"/>
         <w:rPr>
-          <w:rFonts w:ascii="Lato" w:hAnsi="Lato" w:eastAsia="Lato" w:cs="Lato"/>
-          <w:b w:val="1"/>
-          <w:bCs w:val="1"/>
-          <w:i w:val="0"/>
-          <w:iCs w:val="0"/>
-          <w:caps w:val="0"/>
-          <w:smallCaps w:val="0"/>
-          <w:noProof w:val="0"/>
-          <w:color w:val="273540"/>
+          <w:rFonts w:ascii="Times New Roman" w:hAnsi="Times New Roman" w:eastAsia="Times New Roman" w:cs="Times New Roman" w:asciiTheme="minorAscii" w:hAnsiTheme="minorAscii" w:eastAsiaTheme="minorAscii" w:cstheme="minorAscii"/>
+          <w:b w:val="0"/>
+          <w:bCs w:val="0"/>
+          <w:i w:val="0"/>
+          <w:iCs w:val="0"/>
+          <w:caps w:val="0"/>
+          <w:smallCaps w:val="0"/>
+          <w:noProof w:val="0"/>
+          <w:color w:val="auto"/>
           <w:sz w:val="24"/>
           <w:szCs w:val="24"/>
           <w:lang w:val="es-ES"/>
@@ -1284,15 +1334,15 @@
         <w:ind w:right="0"/>
         <w:jc w:val="left"/>
         <w:rPr>
-          <w:rFonts w:ascii="Lato" w:hAnsi="Lato" w:eastAsia="Lato" w:cs="Lato"/>
-          <w:b w:val="1"/>
-          <w:bCs w:val="1"/>
-          <w:i w:val="0"/>
-          <w:iCs w:val="0"/>
-          <w:caps w:val="0"/>
-          <w:smallCaps w:val="0"/>
-          <w:noProof w:val="0"/>
-          <w:color w:val="273540"/>
+          <w:rFonts w:ascii="Times New Roman" w:hAnsi="Times New Roman" w:eastAsia="Times New Roman" w:cs="Times New Roman" w:asciiTheme="minorAscii" w:hAnsiTheme="minorAscii" w:eastAsiaTheme="minorAscii" w:cstheme="minorAscii"/>
+          <w:b w:val="0"/>
+          <w:bCs w:val="0"/>
+          <w:i w:val="0"/>
+          <w:iCs w:val="0"/>
+          <w:caps w:val="0"/>
+          <w:smallCaps w:val="0"/>
+          <w:noProof w:val="0"/>
+          <w:color w:val="auto"/>
           <w:sz w:val="24"/>
           <w:szCs w:val="24"/>
           <w:lang w:val="es-ES"/>
@@ -1311,31 +1361,31 @@
         <w:ind w:left="375" w:right="0"/>
         <w:jc w:val="left"/>
         <w:rPr>
-          <w:rFonts w:ascii="Lato" w:hAnsi="Lato" w:eastAsia="Lato" w:cs="Lato"/>
-          <w:b w:val="1"/>
-          <w:bCs w:val="1"/>
-          <w:i w:val="0"/>
-          <w:iCs w:val="0"/>
-          <w:caps w:val="0"/>
-          <w:smallCaps w:val="0"/>
-          <w:noProof w:val="0"/>
-          <w:color w:val="273540"/>
-          <w:sz w:val="24"/>
-          <w:szCs w:val="24"/>
-          <w:lang w:val="es-ES"/>
-        </w:rPr>
-      </w:pPr>
-      <w:r>
-        <w:rPr>
-          <w:rFonts w:ascii="Lato" w:hAnsi="Lato" w:eastAsia="Lato" w:cs="Lato"/>
-          <w:b w:val="1"/>
-          <w:bCs w:val="1"/>
-          <w:i w:val="0"/>
-          <w:iCs w:val="0"/>
-          <w:caps w:val="0"/>
-          <w:smallCaps w:val="0"/>
-          <w:noProof w:val="0"/>
-          <w:color w:val="273540"/>
+          <w:rFonts w:ascii="Times New Roman" w:hAnsi="Times New Roman" w:eastAsia="Times New Roman" w:cs="Times New Roman" w:asciiTheme="minorAscii" w:hAnsiTheme="minorAscii" w:eastAsiaTheme="minorAscii" w:cstheme="minorAscii"/>
+          <w:b w:val="0"/>
+          <w:bCs w:val="0"/>
+          <w:i w:val="0"/>
+          <w:iCs w:val="0"/>
+          <w:caps w:val="0"/>
+          <w:smallCaps w:val="0"/>
+          <w:noProof w:val="0"/>
+          <w:color w:val="auto"/>
+          <w:sz w:val="24"/>
+          <w:szCs w:val="24"/>
+          <w:lang w:val="es-ES"/>
+        </w:rPr>
+      </w:pPr>
+      <w:r>
+        <w:rPr>
+          <w:rFonts w:ascii="Times New Roman" w:hAnsi="Times New Roman" w:eastAsia="Times New Roman" w:cs="Times New Roman" w:asciiTheme="minorAscii" w:hAnsiTheme="minorAscii" w:eastAsiaTheme="minorAscii" w:cstheme="minorAscii"/>
+          <w:b w:val="0"/>
+          <w:bCs w:val="0"/>
+          <w:i w:val="0"/>
+          <w:iCs w:val="0"/>
+          <w:caps w:val="0"/>
+          <w:smallCaps w:val="0"/>
+          <w:noProof w:val="0"/>
+          <w:color w:val="auto"/>
           <w:sz w:val="24"/>
           <w:szCs w:val="24"/>
           <w:lang w:val="es-ES"/>
@@ -1350,14 +1400,25 @@
         <w:spacing w:before="0" w:beforeAutospacing="off" w:after="0" w:afterAutospacing="off"/>
         <w:ind w:left="375" w:right="0"/>
         <w:jc w:val="left"/>
-      </w:pPr>
-      <w:r>
-        <w:rPr/>
+        <w:rPr>
+          <w:rFonts w:ascii="Times New Roman" w:hAnsi="Times New Roman" w:eastAsia="Times New Roman" w:cs="Times New Roman" w:asciiTheme="minorAscii" w:hAnsiTheme="minorAscii" w:eastAsiaTheme="minorAscii" w:cstheme="minorAscii"/>
+          <w:b w:val="0"/>
+          <w:bCs w:val="0"/>
+          <w:color w:val="auto"/>
+        </w:rPr>
+      </w:pPr>
+      <w:r>
+        <w:rPr>
+          <w:rFonts w:ascii="Times New Roman" w:hAnsi="Times New Roman" w:eastAsia="Times New Roman" w:cs="Times New Roman" w:asciiTheme="minorAscii" w:hAnsiTheme="minorAscii" w:eastAsiaTheme="minorAscii" w:cstheme="minorAscii"/>
+          <w:b w:val="0"/>
+          <w:bCs w:val="0"/>
+          <w:color w:val="auto"/>
+        </w:rPr>
         <w:t xml:space="preserve">Conexión PostgreSQL – salida puerto 8080 </w:t>
       </w:r>
       <w:r>
         <w:drawing>
-          <wp:inline wp14:editId="2F977316" wp14:anchorId="6333340D">
+          <wp:inline wp14:editId="0EC92182" wp14:anchorId="6333340D">
             <wp:extent cx="5724525" cy="3038475"/>
             <wp:effectExtent l="0" t="0" r="0" b="0"/>
             <wp:docPr id="1114925765" name="drawing"/>
@@ -1400,7 +1461,7 @@
       </w:r>
       <w:r>
         <w:drawing>
-          <wp:inline wp14:editId="6016E5A4" wp14:anchorId="2AD22B24">
+          <wp:inline wp14:editId="31568917" wp14:anchorId="2AD22B24">
             <wp:extent cx="5724525" cy="3114675"/>
             <wp:effectExtent l="0" t="0" r="0" b="0"/>
             <wp:docPr id="1760417165" name="drawing"/>
@@ -1449,31 +1510,43 @@
         <w:spacing w:before="0" w:beforeAutospacing="off" w:after="0" w:afterAutospacing="off"/>
         <w:ind w:right="0"/>
         <w:jc w:val="left"/>
-      </w:pPr>
-      <w:r>
-        <w:rPr>
-          <w:b w:val="0"/>
-          <w:bCs w:val="0"/>
+        <w:rPr>
+          <w:rFonts w:ascii="Times New Roman" w:hAnsi="Times New Roman" w:eastAsia="Times New Roman" w:cs="Times New Roman" w:asciiTheme="minorAscii" w:hAnsiTheme="minorAscii" w:eastAsiaTheme="minorAscii" w:cstheme="minorAscii"/>
+          <w:b w:val="0"/>
+          <w:bCs w:val="0"/>
+          <w:color w:val="auto"/>
+        </w:rPr>
+      </w:pPr>
+      <w:r>
+        <w:rPr>
+          <w:rFonts w:ascii="Times New Roman" w:hAnsi="Times New Roman" w:eastAsia="Times New Roman" w:cs="Times New Roman" w:asciiTheme="minorAscii" w:hAnsiTheme="minorAscii" w:eastAsiaTheme="minorAscii" w:cstheme="minorAscii"/>
+          <w:b w:val="0"/>
+          <w:bCs w:val="0"/>
+          <w:color w:val="auto"/>
         </w:rPr>
         <w:t xml:space="preserve">Creación de tablas </w:t>
       </w:r>
       <w:r>
         <w:rPr>
-          <w:b w:val="0"/>
-          <w:bCs w:val="0"/>
+          <w:rFonts w:ascii="Times New Roman" w:hAnsi="Times New Roman" w:eastAsia="Times New Roman" w:cs="Times New Roman" w:asciiTheme="minorAscii" w:hAnsiTheme="minorAscii" w:eastAsiaTheme="minorAscii" w:cstheme="minorAscii"/>
+          <w:b w:val="0"/>
+          <w:bCs w:val="0"/>
+          <w:color w:val="auto"/>
         </w:rPr>
         <w:t>Salon</w:t>
       </w:r>
       <w:r>
         <w:rPr>
-          <w:b w:val="0"/>
-          <w:bCs w:val="0"/>
+          <w:rFonts w:ascii="Times New Roman" w:hAnsi="Times New Roman" w:eastAsia="Times New Roman" w:cs="Times New Roman" w:asciiTheme="minorAscii" w:hAnsiTheme="minorAscii" w:eastAsiaTheme="minorAscii" w:cstheme="minorAscii"/>
+          <w:b w:val="0"/>
+          <w:bCs w:val="0"/>
+          <w:color w:val="auto"/>
         </w:rPr>
         <w:t xml:space="preserve"> y Reserva</w:t>
       </w:r>
       <w:r>
         <w:drawing>
-          <wp:inline wp14:editId="669895E7" wp14:anchorId="36151B14">
+          <wp:inline wp14:editId="23194417" wp14:anchorId="36151B14">
             <wp:extent cx="5724525" cy="4257675"/>
             <wp:effectExtent l="0" t="0" r="0" b="0"/>
             <wp:docPr id="1907592519" name="drawing"/>
@@ -1522,9 +1595,20 @@
         <w:spacing w:before="0" w:beforeAutospacing="off" w:after="0" w:afterAutospacing="off"/>
         <w:ind w:right="0"/>
         <w:jc w:val="left"/>
-      </w:pPr>
-      <w:r>
-        <w:rPr/>
+        <w:rPr>
+          <w:rFonts w:ascii="Times New Roman" w:hAnsi="Times New Roman" w:eastAsia="Times New Roman" w:cs="Times New Roman" w:asciiTheme="minorAscii" w:hAnsiTheme="minorAscii" w:eastAsiaTheme="minorAscii" w:cstheme="minorAscii"/>
+          <w:b w:val="0"/>
+          <w:bCs w:val="0"/>
+          <w:color w:val="auto"/>
+        </w:rPr>
+      </w:pPr>
+      <w:r>
+        <w:rPr>
+          <w:rFonts w:ascii="Times New Roman" w:hAnsi="Times New Roman" w:eastAsia="Times New Roman" w:cs="Times New Roman" w:asciiTheme="minorAscii" w:hAnsiTheme="minorAscii" w:eastAsiaTheme="minorAscii" w:cstheme="minorAscii"/>
+          <w:b w:val="0"/>
+          <w:bCs w:val="0"/>
+          <w:color w:val="auto"/>
+        </w:rPr>
         <w:t>Inserción de datos a las tablas</w:t>
       </w:r>
     </w:p>
@@ -1535,10 +1619,16 @@
         <w:spacing w:before="0" w:beforeAutospacing="off" w:after="0" w:afterAutospacing="off"/>
         <w:ind w:right="0"/>
         <w:jc w:val="left"/>
+        <w:rPr>
+          <w:rFonts w:ascii="Times New Roman" w:hAnsi="Times New Roman" w:eastAsia="Times New Roman" w:cs="Times New Roman" w:asciiTheme="minorAscii" w:hAnsiTheme="minorAscii" w:eastAsiaTheme="minorAscii" w:cstheme="minorAscii"/>
+          <w:b w:val="0"/>
+          <w:bCs w:val="0"/>
+          <w:color w:val="auto"/>
+        </w:rPr>
       </w:pPr>
       <w:r>
         <w:drawing>
-          <wp:inline wp14:editId="121EAF12" wp14:anchorId="3B8463A7">
+          <wp:inline wp14:editId="5D19D69C" wp14:anchorId="3B8463A7">
             <wp:extent cx="5724525" cy="3429000"/>
             <wp:effectExtent l="0" t="0" r="0" b="0"/>
             <wp:docPr id="223661536" name="drawing"/>
@@ -1587,10 +1677,16 @@
         <w:spacing w:before="0" w:beforeAutospacing="off" w:after="0" w:afterAutospacing="off"/>
         <w:ind w:right="0"/>
         <w:jc w:val="left"/>
+        <w:rPr>
+          <w:rFonts w:ascii="Times New Roman" w:hAnsi="Times New Roman" w:eastAsia="Times New Roman" w:cs="Times New Roman" w:asciiTheme="minorAscii" w:hAnsiTheme="minorAscii" w:eastAsiaTheme="minorAscii" w:cstheme="minorAscii"/>
+          <w:b w:val="0"/>
+          <w:bCs w:val="0"/>
+          <w:color w:val="auto"/>
+        </w:rPr>
       </w:pPr>
       <w:r>
         <w:drawing>
-          <wp:inline wp14:editId="51FA2FAC" wp14:anchorId="52BFCFBF">
+          <wp:inline wp14:editId="03B32EA0" wp14:anchorId="52BFCFBF">
             <wp:extent cx="5724525" cy="3028950"/>
             <wp:effectExtent l="0" t="0" r="0" b="0"/>
             <wp:docPr id="1310114147" name="drawing"/>
@@ -1640,15 +1736,15 @@
         <w:ind w:right="0"/>
         <w:jc w:val="left"/>
         <w:rPr>
-          <w:rFonts w:ascii="Lato" w:hAnsi="Lato" w:eastAsia="Lato" w:cs="Lato"/>
-          <w:b w:val="1"/>
-          <w:bCs w:val="1"/>
-          <w:i w:val="0"/>
-          <w:iCs w:val="0"/>
-          <w:caps w:val="0"/>
-          <w:smallCaps w:val="0"/>
-          <w:noProof w:val="0"/>
-          <w:color w:val="273540"/>
+          <w:rFonts w:ascii="Times New Roman" w:hAnsi="Times New Roman" w:eastAsia="Times New Roman" w:cs="Times New Roman" w:asciiTheme="minorAscii" w:hAnsiTheme="minorAscii" w:eastAsiaTheme="minorAscii" w:cstheme="minorAscii"/>
+          <w:b w:val="0"/>
+          <w:bCs w:val="0"/>
+          <w:i w:val="0"/>
+          <w:iCs w:val="0"/>
+          <w:caps w:val="0"/>
+          <w:smallCaps w:val="0"/>
+          <w:noProof w:val="0"/>
+          <w:color w:val="auto"/>
           <w:sz w:val="24"/>
           <w:szCs w:val="24"/>
           <w:lang w:val="es-ES"/>
@@ -1667,31 +1763,31 @@
         <w:ind w:left="375" w:right="0"/>
         <w:jc w:val="left"/>
         <w:rPr>
-          <w:rFonts w:ascii="Lato" w:hAnsi="Lato" w:eastAsia="Lato" w:cs="Lato"/>
-          <w:b w:val="1"/>
-          <w:bCs w:val="1"/>
-          <w:i w:val="0"/>
-          <w:iCs w:val="0"/>
-          <w:caps w:val="0"/>
-          <w:smallCaps w:val="0"/>
-          <w:noProof w:val="0"/>
-          <w:color w:val="273540"/>
-          <w:sz w:val="24"/>
-          <w:szCs w:val="24"/>
-          <w:lang w:val="es-ES"/>
-        </w:rPr>
-      </w:pPr>
-      <w:r>
-        <w:rPr>
-          <w:rFonts w:ascii="Lato" w:hAnsi="Lato" w:eastAsia="Lato" w:cs="Lato"/>
-          <w:b w:val="1"/>
-          <w:bCs w:val="1"/>
-          <w:i w:val="0"/>
-          <w:iCs w:val="0"/>
-          <w:caps w:val="0"/>
-          <w:smallCaps w:val="0"/>
-          <w:noProof w:val="0"/>
-          <w:color w:val="273540"/>
+          <w:rFonts w:ascii="Times New Roman" w:hAnsi="Times New Roman" w:eastAsia="Times New Roman" w:cs="Times New Roman" w:asciiTheme="minorAscii" w:hAnsiTheme="minorAscii" w:eastAsiaTheme="minorAscii" w:cstheme="minorAscii"/>
+          <w:b w:val="0"/>
+          <w:bCs w:val="0"/>
+          <w:i w:val="0"/>
+          <w:iCs w:val="0"/>
+          <w:caps w:val="0"/>
+          <w:smallCaps w:val="0"/>
+          <w:noProof w:val="0"/>
+          <w:color w:val="auto"/>
+          <w:sz w:val="24"/>
+          <w:szCs w:val="24"/>
+          <w:lang w:val="es-ES"/>
+        </w:rPr>
+      </w:pPr>
+      <w:r>
+        <w:rPr>
+          <w:rFonts w:ascii="Times New Roman" w:hAnsi="Times New Roman" w:eastAsia="Times New Roman" w:cs="Times New Roman" w:asciiTheme="minorAscii" w:hAnsiTheme="minorAscii" w:eastAsiaTheme="minorAscii" w:cstheme="minorAscii"/>
+          <w:b w:val="0"/>
+          <w:bCs w:val="0"/>
+          <w:i w:val="0"/>
+          <w:iCs w:val="0"/>
+          <w:caps w:val="0"/>
+          <w:smallCaps w:val="0"/>
+          <w:noProof w:val="0"/>
+          <w:color w:val="auto"/>
           <w:sz w:val="24"/>
           <w:szCs w:val="24"/>
           <w:lang w:val="es-ES"/>
@@ -1707,15 +1803,15 @@
         <w:ind w:right="0"/>
         <w:jc w:val="left"/>
         <w:rPr>
-          <w:rFonts w:ascii="Lato" w:hAnsi="Lato" w:eastAsia="Lato" w:cs="Lato"/>
-          <w:b w:val="1"/>
-          <w:bCs w:val="1"/>
-          <w:i w:val="0"/>
-          <w:iCs w:val="0"/>
-          <w:caps w:val="0"/>
-          <w:smallCaps w:val="0"/>
-          <w:noProof w:val="0"/>
-          <w:color w:val="273540"/>
+          <w:rFonts w:ascii="Times New Roman" w:hAnsi="Times New Roman" w:eastAsia="Times New Roman" w:cs="Times New Roman" w:asciiTheme="minorAscii" w:hAnsiTheme="minorAscii" w:eastAsiaTheme="minorAscii" w:cstheme="minorAscii"/>
+          <w:b w:val="0"/>
+          <w:bCs w:val="0"/>
+          <w:i w:val="0"/>
+          <w:iCs w:val="0"/>
+          <w:caps w:val="0"/>
+          <w:smallCaps w:val="0"/>
+          <w:noProof w:val="0"/>
+          <w:color w:val="auto"/>
           <w:sz w:val="24"/>
           <w:szCs w:val="24"/>
           <w:lang w:val="es-ES"/>
@@ -1730,15 +1826,15 @@
         <w:ind w:right="0"/>
         <w:jc w:val="left"/>
         <w:rPr>
-          <w:rFonts w:ascii="Lato" w:hAnsi="Lato" w:eastAsia="Lato" w:cs="Lato"/>
-          <w:b w:val="1"/>
-          <w:bCs w:val="1"/>
-          <w:i w:val="0"/>
-          <w:iCs w:val="0"/>
-          <w:caps w:val="0"/>
-          <w:smallCaps w:val="0"/>
-          <w:noProof w:val="0"/>
-          <w:color w:val="273540"/>
+          <w:rFonts w:ascii="Times New Roman" w:hAnsi="Times New Roman" w:eastAsia="Times New Roman" w:cs="Times New Roman" w:asciiTheme="minorAscii" w:hAnsiTheme="minorAscii" w:eastAsiaTheme="minorAscii" w:cstheme="minorAscii"/>
+          <w:b w:val="0"/>
+          <w:bCs w:val="0"/>
+          <w:i w:val="0"/>
+          <w:iCs w:val="0"/>
+          <w:caps w:val="0"/>
+          <w:smallCaps w:val="0"/>
+          <w:noProof w:val="0"/>
+          <w:color w:val="auto"/>
           <w:sz w:val="24"/>
           <w:szCs w:val="24"/>
           <w:lang w:val="es-ES"/>
@@ -1753,15 +1849,15 @@
         <w:ind w:right="0"/>
         <w:jc w:val="left"/>
         <w:rPr>
-          <w:rFonts w:ascii="Lato" w:hAnsi="Lato" w:eastAsia="Lato" w:cs="Lato"/>
-          <w:b w:val="1"/>
-          <w:bCs w:val="1"/>
-          <w:i w:val="0"/>
-          <w:iCs w:val="0"/>
-          <w:caps w:val="0"/>
-          <w:smallCaps w:val="0"/>
-          <w:noProof w:val="0"/>
-          <w:color w:val="273540"/>
+          <w:rFonts w:ascii="Times New Roman" w:hAnsi="Times New Roman" w:eastAsia="Times New Roman" w:cs="Times New Roman" w:asciiTheme="minorAscii" w:hAnsiTheme="minorAscii" w:eastAsiaTheme="minorAscii" w:cstheme="minorAscii"/>
+          <w:b w:val="0"/>
+          <w:bCs w:val="0"/>
+          <w:i w:val="0"/>
+          <w:iCs w:val="0"/>
+          <w:caps w:val="0"/>
+          <w:smallCaps w:val="0"/>
+          <w:noProof w:val="0"/>
+          <w:color w:val="auto"/>
           <w:sz w:val="24"/>
           <w:szCs w:val="24"/>
           <w:lang w:val="es-ES"/>
@@ -1780,31 +1876,31 @@
         <w:ind w:left="375" w:right="0"/>
         <w:jc w:val="left"/>
         <w:rPr>
-          <w:rFonts w:ascii="Lato" w:hAnsi="Lato" w:eastAsia="Lato" w:cs="Lato"/>
-          <w:b w:val="1"/>
-          <w:bCs w:val="1"/>
-          <w:i w:val="0"/>
-          <w:iCs w:val="0"/>
-          <w:caps w:val="0"/>
-          <w:smallCaps w:val="0"/>
-          <w:noProof w:val="0"/>
-          <w:color w:val="273540"/>
-          <w:sz w:val="24"/>
-          <w:szCs w:val="24"/>
-          <w:lang w:val="es-ES"/>
-        </w:rPr>
-      </w:pPr>
-      <w:r>
-        <w:rPr>
-          <w:rFonts w:ascii="Lato" w:hAnsi="Lato" w:eastAsia="Lato" w:cs="Lato"/>
-          <w:b w:val="1"/>
-          <w:bCs w:val="1"/>
-          <w:i w:val="0"/>
-          <w:iCs w:val="0"/>
-          <w:caps w:val="0"/>
-          <w:smallCaps w:val="0"/>
-          <w:noProof w:val="0"/>
-          <w:color w:val="273540"/>
+          <w:rFonts w:ascii="Times New Roman" w:hAnsi="Times New Roman" w:eastAsia="Times New Roman" w:cs="Times New Roman" w:asciiTheme="minorAscii" w:hAnsiTheme="minorAscii" w:eastAsiaTheme="minorAscii" w:cstheme="minorAscii"/>
+          <w:b w:val="0"/>
+          <w:bCs w:val="0"/>
+          <w:i w:val="0"/>
+          <w:iCs w:val="0"/>
+          <w:caps w:val="0"/>
+          <w:smallCaps w:val="0"/>
+          <w:noProof w:val="0"/>
+          <w:color w:val="auto"/>
+          <w:sz w:val="24"/>
+          <w:szCs w:val="24"/>
+          <w:lang w:val="es-ES"/>
+        </w:rPr>
+      </w:pPr>
+      <w:r>
+        <w:rPr>
+          <w:rFonts w:ascii="Times New Roman" w:hAnsi="Times New Roman" w:eastAsia="Times New Roman" w:cs="Times New Roman" w:asciiTheme="minorAscii" w:hAnsiTheme="minorAscii" w:eastAsiaTheme="minorAscii" w:cstheme="minorAscii"/>
+          <w:b w:val="0"/>
+          <w:bCs w:val="0"/>
+          <w:i w:val="0"/>
+          <w:iCs w:val="0"/>
+          <w:caps w:val="0"/>
+          <w:smallCaps w:val="0"/>
+          <w:noProof w:val="0"/>
+          <w:color w:val="auto"/>
           <w:sz w:val="24"/>
           <w:szCs w:val="24"/>
           <w:lang w:val="es-ES"/>
@@ -1820,20 +1916,462 @@
         <w:ind w:right="0"/>
         <w:jc w:val="left"/>
         <w:rPr>
-          <w:rFonts w:ascii="Lato" w:hAnsi="Lato" w:eastAsia="Lato" w:cs="Lato"/>
-          <w:b w:val="1"/>
-          <w:bCs w:val="1"/>
-          <w:i w:val="0"/>
-          <w:iCs w:val="0"/>
-          <w:caps w:val="0"/>
-          <w:smallCaps w:val="0"/>
-          <w:noProof w:val="0"/>
-          <w:color w:val="273540"/>
-          <w:sz w:val="24"/>
-          <w:szCs w:val="24"/>
-          <w:lang w:val="es-ES"/>
-        </w:rPr>
-      </w:pPr>
+          <w:rFonts w:ascii="Times New Roman" w:hAnsi="Times New Roman" w:eastAsia="Times New Roman" w:cs="Times New Roman" w:asciiTheme="minorAscii" w:hAnsiTheme="minorAscii" w:eastAsiaTheme="minorAscii" w:cstheme="minorAscii"/>
+          <w:b w:val="0"/>
+          <w:bCs w:val="0"/>
+          <w:i w:val="0"/>
+          <w:iCs w:val="0"/>
+          <w:caps w:val="0"/>
+          <w:smallCaps w:val="0"/>
+          <w:noProof w:val="0"/>
+          <w:color w:val="auto"/>
+          <w:sz w:val="24"/>
+          <w:szCs w:val="24"/>
+          <w:lang w:val="es-ES"/>
+        </w:rPr>
+      </w:pPr>
+    </w:p>
+    <w:p>
+      <w:pPr>
+        <w:pStyle w:val="ListParagraph"/>
+        <w:numPr>
+          <w:ilvl w:val="0"/>
+          <w:numId w:val="2"/>
+        </w:numPr>
+        <w:shd w:val="clear" w:color="auto" w:fill="FFFFFF" w:themeFill="background1"/>
+        <w:spacing w:before="0" w:beforeAutospacing="off" w:after="0" w:afterAutospacing="off"/>
+        <w:ind w:right="0"/>
+        <w:jc w:val="left"/>
+        <w:rPr>
+          <w:rFonts w:ascii="Times New Roman" w:hAnsi="Times New Roman" w:eastAsia="Times New Roman" w:cs="Times New Roman" w:asciiTheme="minorAscii" w:hAnsiTheme="minorAscii" w:eastAsiaTheme="minorAscii" w:cstheme="minorAscii"/>
+          <w:b w:val="0"/>
+          <w:bCs w:val="0"/>
+          <w:noProof w:val="0"/>
+          <w:color w:val="auto"/>
+          <w:lang w:val="es-ES"/>
+        </w:rPr>
+      </w:pPr>
+      <w:r>
+        <w:rPr>
+          <w:rFonts w:ascii="Times New Roman" w:hAnsi="Times New Roman" w:eastAsia="Times New Roman" w:cs="Times New Roman" w:asciiTheme="minorAscii" w:hAnsiTheme="minorAscii" w:eastAsiaTheme="minorAscii" w:cstheme="minorAscii"/>
+          <w:b w:val="0"/>
+          <w:bCs w:val="0"/>
+          <w:i w:val="0"/>
+          <w:iCs w:val="0"/>
+          <w:caps w:val="0"/>
+          <w:smallCaps w:val="0"/>
+          <w:noProof w:val="0"/>
+          <w:color w:val="auto"/>
+          <w:sz w:val="24"/>
+          <w:szCs w:val="24"/>
+          <w:lang w:val="es-ES"/>
+        </w:rPr>
+        <w:t>Listar los salones:</w:t>
+      </w:r>
+      <w:r>
+        <w:drawing>
+          <wp:inline wp14:editId="39F64D4A" wp14:anchorId="44FC4652">
+            <wp:extent cx="5495925" cy="3209925"/>
+            <wp:effectExtent l="0" t="0" r="0" b="0"/>
+            <wp:docPr id="1454713203" name="drawing"/>
+            <wp:cNvGraphicFramePr>
+              <a:graphicFrameLocks noChangeAspect="1"/>
+            </wp:cNvGraphicFramePr>
+            <a:graphic>
+              <a:graphicData xmlns:a="http://schemas.openxmlformats.org/drawingml/2006/main" uri="http://schemas.openxmlformats.org/drawingml/2006/picture">
+                <pic:pic xmlns:pic="http://schemas.openxmlformats.org/drawingml/2006/picture">
+                  <pic:nvPicPr>
+                    <pic:cNvPr id="1454713203" name="Picture 1454713203"/>
+                    <pic:cNvPicPr/>
+                  </pic:nvPicPr>
+                  <pic:blipFill>
+                    <a:blip xmlns:r="http://schemas.openxmlformats.org/officeDocument/2006/relationships" r:embed="rId1256105753">
+                      <a:extLst>
+                        <a:ext uri="{28A0092B-C50C-407E-A947-70E740481C1C}">
+                          <a14:useLocalDpi xmlns:a14="http://schemas.microsoft.com/office/drawing/2010/main"/>
+                        </a:ext>
+                      </a:extLst>
+                    </a:blip>
+                    <a:stretch>
+                      <a:fillRect/>
+                    </a:stretch>
+                  </pic:blipFill>
+                  <pic:spPr>
+                    <a:xfrm>
+                      <a:off x="0" y="0"/>
+                      <a:ext cx="5495925" cy="3209925"/>
+                    </a:xfrm>
+                    <a:prstGeom prst="rect">
+                      <a:avLst/>
+                    </a:prstGeom>
+                  </pic:spPr>
+                </pic:pic>
+              </a:graphicData>
+            </a:graphic>
+          </wp:inline>
+        </w:drawing>
+      </w:r>
+    </w:p>
+    <w:p>
+      <w:pPr>
+        <w:pStyle w:val="ListParagraph"/>
+        <w:numPr>
+          <w:ilvl w:val="0"/>
+          <w:numId w:val="2"/>
+        </w:numPr>
+        <w:shd w:val="clear" w:color="auto" w:fill="FFFFFF" w:themeFill="background1"/>
+        <w:spacing w:before="0" w:beforeAutospacing="off" w:after="0" w:afterAutospacing="off"/>
+        <w:ind w:right="0"/>
+        <w:jc w:val="left"/>
+        <w:rPr/>
+      </w:pPr>
+      <w:r>
+        <w:rPr>
+          <w:rFonts w:ascii="Times New Roman" w:hAnsi="Times New Roman" w:eastAsia="Times New Roman" w:cs="Times New Roman" w:asciiTheme="minorAscii" w:hAnsiTheme="minorAscii" w:eastAsiaTheme="minorAscii" w:cstheme="minorAscii"/>
+          <w:b w:val="0"/>
+          <w:bCs w:val="0"/>
+          <w:color w:val="auto"/>
+        </w:rPr>
+        <w:t xml:space="preserve">Crear una reserva Exitosa: </w:t>
+      </w:r>
+      <w:r>
+        <w:drawing>
+          <wp:inline wp14:editId="0CE5E594" wp14:anchorId="35E8A2D4">
+            <wp:extent cx="5495925" cy="2733675"/>
+            <wp:effectExtent l="0" t="0" r="0" b="0"/>
+            <wp:docPr id="720272933" name="drawing"/>
+            <wp:cNvGraphicFramePr>
+              <a:graphicFrameLocks noChangeAspect="1"/>
+            </wp:cNvGraphicFramePr>
+            <a:graphic>
+              <a:graphicData xmlns:a="http://schemas.openxmlformats.org/drawingml/2006/main" uri="http://schemas.openxmlformats.org/drawingml/2006/picture">
+                <pic:pic xmlns:pic="http://schemas.openxmlformats.org/drawingml/2006/picture">
+                  <pic:nvPicPr>
+                    <pic:cNvPr id="720272933" name="Picture 720272933"/>
+                    <pic:cNvPicPr/>
+                  </pic:nvPicPr>
+                  <pic:blipFill>
+                    <a:blip xmlns:r="http://schemas.openxmlformats.org/officeDocument/2006/relationships" r:embed="rId2134901307">
+                      <a:extLst>
+                        <a:ext uri="{28A0092B-C50C-407E-A947-70E740481C1C}">
+                          <a14:useLocalDpi xmlns:a14="http://schemas.microsoft.com/office/drawing/2010/main"/>
+                        </a:ext>
+                      </a:extLst>
+                    </a:blip>
+                    <a:stretch>
+                      <a:fillRect/>
+                    </a:stretch>
+                  </pic:blipFill>
+                  <pic:spPr>
+                    <a:xfrm>
+                      <a:off x="0" y="0"/>
+                      <a:ext cx="5495925" cy="2733675"/>
+                    </a:xfrm>
+                    <a:prstGeom prst="rect">
+                      <a:avLst/>
+                    </a:prstGeom>
+                  </pic:spPr>
+                </pic:pic>
+              </a:graphicData>
+            </a:graphic>
+          </wp:inline>
+        </w:drawing>
+      </w:r>
+    </w:p>
+    <w:p>
+      <w:pPr>
+        <w:pStyle w:val="ListParagraph"/>
+        <w:numPr>
+          <w:ilvl w:val="0"/>
+          <w:numId w:val="2"/>
+        </w:numPr>
+        <w:shd w:val="clear" w:color="auto" w:fill="FFFFFF" w:themeFill="background1"/>
+        <w:spacing w:before="0" w:beforeAutospacing="off" w:after="0" w:afterAutospacing="off"/>
+        <w:ind w:right="0"/>
+        <w:jc w:val="left"/>
+        <w:rPr/>
+      </w:pPr>
+      <w:r>
+        <w:rPr/>
+        <w:t>Prueba de capacidad superada:</w:t>
+      </w:r>
+      <w:r>
+        <w:drawing>
+          <wp:inline wp14:editId="610EA6CD" wp14:anchorId="25CEC219">
+            <wp:extent cx="5495925" cy="2400300"/>
+            <wp:effectExtent l="0" t="0" r="0" b="0"/>
+            <wp:docPr id="1796350790" name="drawing"/>
+            <wp:cNvGraphicFramePr>
+              <a:graphicFrameLocks noChangeAspect="1"/>
+            </wp:cNvGraphicFramePr>
+            <a:graphic>
+              <a:graphicData xmlns:a="http://schemas.openxmlformats.org/drawingml/2006/main" uri="http://schemas.openxmlformats.org/drawingml/2006/picture">
+                <pic:pic xmlns:pic="http://schemas.openxmlformats.org/drawingml/2006/picture">
+                  <pic:nvPicPr>
+                    <pic:cNvPr id="1796350790" name="Picture 1796350790"/>
+                    <pic:cNvPicPr/>
+                  </pic:nvPicPr>
+                  <pic:blipFill>
+                    <a:blip xmlns:r="http://schemas.openxmlformats.org/officeDocument/2006/relationships" r:embed="rId1572884905">
+                      <a:extLst>
+                        <a:ext uri="{28A0092B-C50C-407E-A947-70E740481C1C}">
+                          <a14:useLocalDpi xmlns:a14="http://schemas.microsoft.com/office/drawing/2010/main"/>
+                        </a:ext>
+                      </a:extLst>
+                    </a:blip>
+                    <a:stretch>
+                      <a:fillRect/>
+                    </a:stretch>
+                  </pic:blipFill>
+                  <pic:spPr>
+                    <a:xfrm>
+                      <a:off x="0" y="0"/>
+                      <a:ext cx="5495925" cy="2400300"/>
+                    </a:xfrm>
+                    <a:prstGeom prst="rect">
+                      <a:avLst/>
+                    </a:prstGeom>
+                  </pic:spPr>
+                </pic:pic>
+              </a:graphicData>
+            </a:graphic>
+          </wp:inline>
+        </w:drawing>
+      </w:r>
+    </w:p>
+    <w:p>
+      <w:pPr>
+        <w:pStyle w:val="ListParagraph"/>
+        <w:numPr>
+          <w:ilvl w:val="0"/>
+          <w:numId w:val="2"/>
+        </w:numPr>
+        <w:shd w:val="clear" w:color="auto" w:fill="FFFFFF" w:themeFill="background1"/>
+        <w:spacing w:before="0" w:beforeAutospacing="off" w:after="0" w:afterAutospacing="off"/>
+        <w:ind w:right="0"/>
+        <w:jc w:val="left"/>
+        <w:rPr/>
+      </w:pPr>
+      <w:r>
+        <w:rPr/>
+        <w:t>Prueba de fecha duplicada:</w:t>
+      </w:r>
+      <w:r>
+        <w:drawing>
+          <wp:inline wp14:editId="271E4EED" wp14:anchorId="6C0B575A">
+            <wp:extent cx="5495925" cy="2409825"/>
+            <wp:effectExtent l="0" t="0" r="0" b="0"/>
+            <wp:docPr id="111757530" name="drawing"/>
+            <wp:cNvGraphicFramePr>
+              <a:graphicFrameLocks noChangeAspect="1"/>
+            </wp:cNvGraphicFramePr>
+            <a:graphic>
+              <a:graphicData xmlns:a="http://schemas.openxmlformats.org/drawingml/2006/main" uri="http://schemas.openxmlformats.org/drawingml/2006/picture">
+                <pic:pic xmlns:pic="http://schemas.openxmlformats.org/drawingml/2006/picture">
+                  <pic:nvPicPr>
+                    <pic:cNvPr id="111757530" name="Picture 111757530"/>
+                    <pic:cNvPicPr/>
+                  </pic:nvPicPr>
+                  <pic:blipFill>
+                    <a:blip xmlns:r="http://schemas.openxmlformats.org/officeDocument/2006/relationships" r:embed="rId184632421">
+                      <a:extLst>
+                        <a:ext uri="{28A0092B-C50C-407E-A947-70E740481C1C}">
+                          <a14:useLocalDpi xmlns:a14="http://schemas.microsoft.com/office/drawing/2010/main"/>
+                        </a:ext>
+                      </a:extLst>
+                    </a:blip>
+                    <a:stretch>
+                      <a:fillRect/>
+                    </a:stretch>
+                  </pic:blipFill>
+                  <pic:spPr>
+                    <a:xfrm>
+                      <a:off x="0" y="0"/>
+                      <a:ext cx="5495925" cy="2409825"/>
+                    </a:xfrm>
+                    <a:prstGeom prst="rect">
+                      <a:avLst/>
+                    </a:prstGeom>
+                  </pic:spPr>
+                </pic:pic>
+              </a:graphicData>
+            </a:graphic>
+          </wp:inline>
+        </w:drawing>
+      </w:r>
+    </w:p>
+    <w:p>
+      <w:pPr>
+        <w:pStyle w:val="ListParagraph"/>
+        <w:numPr>
+          <w:ilvl w:val="0"/>
+          <w:numId w:val="2"/>
+        </w:numPr>
+        <w:shd w:val="clear" w:color="auto" w:fill="FFFFFF" w:themeFill="background1"/>
+        <w:spacing w:before="0" w:beforeAutospacing="off" w:after="0" w:afterAutospacing="off"/>
+        <w:ind w:right="0"/>
+        <w:jc w:val="left"/>
+        <w:rPr/>
+      </w:pPr>
+      <w:r>
+        <w:rPr/>
+        <w:t xml:space="preserve">Prueba de validación de datos </w:t>
+      </w:r>
+      <w:r>
+        <w:rPr/>
+        <w:t>DTO´s</w:t>
+      </w:r>
+      <w:r>
+        <w:rPr/>
+        <w:t>:</w:t>
+      </w:r>
+      <w:r>
+        <w:drawing>
+          <wp:inline wp14:editId="602A5304" wp14:anchorId="2DEBAA78">
+            <wp:extent cx="5495925" cy="3095625"/>
+            <wp:effectExtent l="0" t="0" r="0" b="0"/>
+            <wp:docPr id="1728118622" name="drawing"/>
+            <wp:cNvGraphicFramePr>
+              <a:graphicFrameLocks noChangeAspect="1"/>
+            </wp:cNvGraphicFramePr>
+            <a:graphic>
+              <a:graphicData xmlns:a="http://schemas.openxmlformats.org/drawingml/2006/main" uri="http://schemas.openxmlformats.org/drawingml/2006/picture">
+                <pic:pic xmlns:pic="http://schemas.openxmlformats.org/drawingml/2006/picture">
+                  <pic:nvPicPr>
+                    <pic:cNvPr id="1728118622" name="Picture 1728118622"/>
+                    <pic:cNvPicPr/>
+                  </pic:nvPicPr>
+                  <pic:blipFill>
+                    <a:blip xmlns:r="http://schemas.openxmlformats.org/officeDocument/2006/relationships" r:embed="rId2076926384">
+                      <a:extLst>
+                        <a:ext uri="{28A0092B-C50C-407E-A947-70E740481C1C}">
+                          <a14:useLocalDpi xmlns:a14="http://schemas.microsoft.com/office/drawing/2010/main"/>
+                        </a:ext>
+                      </a:extLst>
+                    </a:blip>
+                    <a:stretch>
+                      <a:fillRect/>
+                    </a:stretch>
+                  </pic:blipFill>
+                  <pic:spPr>
+                    <a:xfrm>
+                      <a:off x="0" y="0"/>
+                      <a:ext cx="5495925" cy="3095625"/>
+                    </a:xfrm>
+                    <a:prstGeom prst="rect">
+                      <a:avLst/>
+                    </a:prstGeom>
+                  </pic:spPr>
+                </pic:pic>
+              </a:graphicData>
+            </a:graphic>
+          </wp:inline>
+        </w:drawing>
+      </w:r>
+      <w:r>
+        <w:drawing>
+          <wp:inline wp14:editId="27A3C430" wp14:anchorId="497440C2">
+            <wp:extent cx="5495925" cy="3162300"/>
+            <wp:effectExtent l="0" t="0" r="0" b="0"/>
+            <wp:docPr id="1401280328" name="drawing"/>
+            <wp:cNvGraphicFramePr>
+              <a:graphicFrameLocks noChangeAspect="1"/>
+            </wp:cNvGraphicFramePr>
+            <a:graphic>
+              <a:graphicData xmlns:a="http://schemas.openxmlformats.org/drawingml/2006/main" uri="http://schemas.openxmlformats.org/drawingml/2006/picture">
+                <pic:pic xmlns:pic="http://schemas.openxmlformats.org/drawingml/2006/picture">
+                  <pic:nvPicPr>
+                    <pic:cNvPr id="1401280328" name="Picture 1401280328"/>
+                    <pic:cNvPicPr/>
+                  </pic:nvPicPr>
+                  <pic:blipFill>
+                    <a:blip xmlns:r="http://schemas.openxmlformats.org/officeDocument/2006/relationships" r:embed="rId392769864">
+                      <a:extLst>
+                        <a:ext uri="{28A0092B-C50C-407E-A947-70E740481C1C}">
+                          <a14:useLocalDpi xmlns:a14="http://schemas.microsoft.com/office/drawing/2010/main"/>
+                        </a:ext>
+                      </a:extLst>
+                    </a:blip>
+                    <a:stretch>
+                      <a:fillRect/>
+                    </a:stretch>
+                  </pic:blipFill>
+                  <pic:spPr>
+                    <a:xfrm>
+                      <a:off x="0" y="0"/>
+                      <a:ext cx="5495925" cy="3162300"/>
+                    </a:xfrm>
+                    <a:prstGeom prst="rect">
+                      <a:avLst/>
+                    </a:prstGeom>
+                  </pic:spPr>
+                </pic:pic>
+              </a:graphicData>
+            </a:graphic>
+          </wp:inline>
+        </w:drawing>
+      </w:r>
+    </w:p>
+    <w:p>
+      <w:pPr>
+        <w:pStyle w:val="ListParagraph"/>
+        <w:numPr>
+          <w:ilvl w:val="0"/>
+          <w:numId w:val="2"/>
+        </w:numPr>
+        <w:shd w:val="clear" w:color="auto" w:fill="FFFFFF" w:themeFill="background1"/>
+        <w:spacing w:before="0" w:beforeAutospacing="off" w:after="0" w:afterAutospacing="off"/>
+        <w:ind w:right="0"/>
+        <w:jc w:val="left"/>
+        <w:rPr/>
+      </w:pPr>
+      <w:r>
+        <w:rPr/>
+        <w:t>Costo total de un salón:</w:t>
+      </w:r>
+      <w:r>
+        <w:drawing>
+          <wp:inline wp14:editId="6A907ACB" wp14:anchorId="3F9B9C8D">
+            <wp:extent cx="5495925" cy="3152775"/>
+            <wp:effectExtent l="0" t="0" r="0" b="0"/>
+            <wp:docPr id="797040011" name="drawing"/>
+            <wp:cNvGraphicFramePr>
+              <a:graphicFrameLocks noChangeAspect="1"/>
+            </wp:cNvGraphicFramePr>
+            <a:graphic>
+              <a:graphicData xmlns:a="http://schemas.openxmlformats.org/drawingml/2006/main" uri="http://schemas.openxmlformats.org/drawingml/2006/picture">
+                <pic:pic xmlns:pic="http://schemas.openxmlformats.org/drawingml/2006/picture">
+                  <pic:nvPicPr>
+                    <pic:cNvPr id="797040011" name="Picture 797040011"/>
+                    <pic:cNvPicPr/>
+                  </pic:nvPicPr>
+                  <pic:blipFill>
+                    <a:blip xmlns:r="http://schemas.openxmlformats.org/officeDocument/2006/relationships" r:embed="rId1132662596">
+                      <a:extLst>
+                        <a:ext uri="{28A0092B-C50C-407E-A947-70E740481C1C}">
+                          <a14:useLocalDpi xmlns:a14="http://schemas.microsoft.com/office/drawing/2010/main"/>
+                        </a:ext>
+                      </a:extLst>
+                    </a:blip>
+                    <a:stretch>
+                      <a:fillRect/>
+                    </a:stretch>
+                  </pic:blipFill>
+                  <pic:spPr>
+                    <a:xfrm>
+                      <a:off x="0" y="0"/>
+                      <a:ext cx="5495925" cy="3152775"/>
+                    </a:xfrm>
+                    <a:prstGeom prst="rect">
+                      <a:avLst/>
+                    </a:prstGeom>
+                  </pic:spPr>
+                </pic:pic>
+              </a:graphicData>
+            </a:graphic>
+          </wp:inline>
+        </w:drawing>
+      </w:r>
     </w:p>
     <w:p>
       <w:pPr>
@@ -1843,38 +2381,15 @@
         <w:ind w:right="0"/>
         <w:jc w:val="left"/>
         <w:rPr>
-          <w:rFonts w:ascii="Lato" w:hAnsi="Lato" w:eastAsia="Lato" w:cs="Lato"/>
-          <w:b w:val="1"/>
-          <w:bCs w:val="1"/>
-          <w:i w:val="0"/>
-          <w:iCs w:val="0"/>
-          <w:caps w:val="0"/>
-          <w:smallCaps w:val="0"/>
-          <w:noProof w:val="0"/>
-          <w:color w:val="273540"/>
-          <w:sz w:val="24"/>
-          <w:szCs w:val="24"/>
-          <w:lang w:val="es-ES"/>
-        </w:rPr>
-      </w:pPr>
-    </w:p>
-    <w:p>
-      <w:pPr>
-        <w:pStyle w:val="Normal"/>
-        <w:shd w:val="clear" w:color="auto" w:fill="FFFFFF" w:themeFill="background1"/>
-        <w:spacing w:before="0" w:beforeAutospacing="off" w:after="0" w:afterAutospacing="off"/>
-        <w:ind w:right="0"/>
-        <w:jc w:val="left"/>
-        <w:rPr>
-          <w:rFonts w:ascii="Lato" w:hAnsi="Lato" w:eastAsia="Lato" w:cs="Lato"/>
-          <w:b w:val="1"/>
-          <w:bCs w:val="1"/>
-          <w:i w:val="0"/>
-          <w:iCs w:val="0"/>
-          <w:caps w:val="0"/>
-          <w:smallCaps w:val="0"/>
-          <w:noProof w:val="0"/>
-          <w:color w:val="273540"/>
+          <w:rFonts w:ascii="Times New Roman" w:hAnsi="Times New Roman" w:eastAsia="Times New Roman" w:cs="Times New Roman" w:asciiTheme="minorAscii" w:hAnsiTheme="minorAscii" w:eastAsiaTheme="minorAscii" w:cstheme="minorAscii"/>
+          <w:b w:val="0"/>
+          <w:bCs w:val="0"/>
+          <w:i w:val="0"/>
+          <w:iCs w:val="0"/>
+          <w:caps w:val="0"/>
+          <w:smallCaps w:val="0"/>
+          <w:noProof w:val="0"/>
+          <w:color w:val="auto"/>
           <w:sz w:val="24"/>
           <w:szCs w:val="24"/>
           <w:lang w:val="es-ES"/>
@@ -1893,31 +2408,31 @@
         <w:ind w:left="375" w:right="0"/>
         <w:jc w:val="left"/>
         <w:rPr>
-          <w:rFonts w:ascii="Lato" w:hAnsi="Lato" w:eastAsia="Lato" w:cs="Lato"/>
-          <w:b w:val="1"/>
-          <w:bCs w:val="1"/>
-          <w:i w:val="0"/>
-          <w:iCs w:val="0"/>
-          <w:caps w:val="0"/>
-          <w:smallCaps w:val="0"/>
-          <w:noProof w:val="0"/>
-          <w:color w:val="273540"/>
-          <w:sz w:val="24"/>
-          <w:szCs w:val="24"/>
-          <w:lang w:val="es-ES"/>
-        </w:rPr>
-      </w:pPr>
-      <w:r>
-        <w:rPr>
-          <w:rFonts w:ascii="Lato" w:hAnsi="Lato" w:eastAsia="Lato" w:cs="Lato"/>
-          <w:b w:val="1"/>
-          <w:bCs w:val="1"/>
-          <w:i w:val="0"/>
-          <w:iCs w:val="0"/>
-          <w:caps w:val="0"/>
-          <w:smallCaps w:val="0"/>
-          <w:noProof w:val="0"/>
-          <w:color w:val="273540"/>
+          <w:rFonts w:ascii="Times New Roman" w:hAnsi="Times New Roman" w:eastAsia="Times New Roman" w:cs="Times New Roman" w:asciiTheme="minorAscii" w:hAnsiTheme="minorAscii" w:eastAsiaTheme="minorAscii" w:cstheme="minorAscii"/>
+          <w:b w:val="0"/>
+          <w:bCs w:val="0"/>
+          <w:i w:val="0"/>
+          <w:iCs w:val="0"/>
+          <w:caps w:val="0"/>
+          <w:smallCaps w:val="0"/>
+          <w:noProof w:val="0"/>
+          <w:color w:val="auto"/>
+          <w:sz w:val="24"/>
+          <w:szCs w:val="24"/>
+          <w:lang w:val="es-ES"/>
+        </w:rPr>
+      </w:pPr>
+      <w:r>
+        <w:rPr>
+          <w:rFonts w:ascii="Times New Roman" w:hAnsi="Times New Roman" w:eastAsia="Times New Roman" w:cs="Times New Roman" w:asciiTheme="minorAscii" w:hAnsiTheme="minorAscii" w:eastAsiaTheme="minorAscii" w:cstheme="minorAscii"/>
+          <w:b w:val="0"/>
+          <w:bCs w:val="0"/>
+          <w:i w:val="0"/>
+          <w:iCs w:val="0"/>
+          <w:caps w:val="0"/>
+          <w:smallCaps w:val="0"/>
+          <w:noProof w:val="0"/>
+          <w:color w:val="auto"/>
           <w:sz w:val="24"/>
           <w:szCs w:val="24"/>
           <w:lang w:val="es-ES"/>
@@ -1933,15 +2448,15 @@
         <w:ind w:right="0"/>
         <w:jc w:val="left"/>
         <w:rPr>
-          <w:rFonts w:ascii="Lato" w:hAnsi="Lato" w:eastAsia="Lato" w:cs="Lato"/>
-          <w:b w:val="1"/>
-          <w:bCs w:val="1"/>
-          <w:i w:val="0"/>
-          <w:iCs w:val="0"/>
-          <w:caps w:val="0"/>
-          <w:smallCaps w:val="0"/>
-          <w:noProof w:val="0"/>
-          <w:color w:val="273540"/>
+          <w:rFonts w:ascii="Times New Roman" w:hAnsi="Times New Roman" w:eastAsia="Times New Roman" w:cs="Times New Roman" w:asciiTheme="minorAscii" w:hAnsiTheme="minorAscii" w:eastAsiaTheme="minorAscii" w:cstheme="minorAscii"/>
+          <w:b w:val="0"/>
+          <w:bCs w:val="0"/>
+          <w:i w:val="0"/>
+          <w:iCs w:val="0"/>
+          <w:caps w:val="0"/>
+          <w:smallCaps w:val="0"/>
+          <w:noProof w:val="0"/>
+          <w:color w:val="auto"/>
           <w:sz w:val="24"/>
           <w:szCs w:val="24"/>
           <w:lang w:val="es-ES"/>
@@ -1956,15 +2471,15 @@
         <w:ind w:right="0"/>
         <w:jc w:val="left"/>
         <w:rPr>
-          <w:rFonts w:ascii="Lato" w:hAnsi="Lato" w:eastAsia="Lato" w:cs="Lato"/>
-          <w:b w:val="1"/>
-          <w:bCs w:val="1"/>
-          <w:i w:val="0"/>
-          <w:iCs w:val="0"/>
-          <w:caps w:val="0"/>
-          <w:smallCaps w:val="0"/>
-          <w:noProof w:val="0"/>
-          <w:color w:val="273540"/>
+          <w:rFonts w:ascii="Times New Roman" w:hAnsi="Times New Roman" w:eastAsia="Times New Roman" w:cs="Times New Roman" w:asciiTheme="minorAscii" w:hAnsiTheme="minorAscii" w:eastAsiaTheme="minorAscii" w:cstheme="minorAscii"/>
+          <w:b w:val="0"/>
+          <w:bCs w:val="0"/>
+          <w:i w:val="0"/>
+          <w:iCs w:val="0"/>
+          <w:caps w:val="0"/>
+          <w:smallCaps w:val="0"/>
+          <w:noProof w:val="0"/>
+          <w:color w:val="auto"/>
           <w:sz w:val="24"/>
           <w:szCs w:val="24"/>
           <w:lang w:val="es-ES"/>
@@ -1979,15 +2494,15 @@
         <w:ind w:right="0"/>
         <w:jc w:val="left"/>
         <w:rPr>
-          <w:rFonts w:ascii="Lato" w:hAnsi="Lato" w:eastAsia="Lato" w:cs="Lato"/>
-          <w:b w:val="1"/>
-          <w:bCs w:val="1"/>
-          <w:i w:val="0"/>
-          <w:iCs w:val="0"/>
-          <w:caps w:val="0"/>
-          <w:smallCaps w:val="0"/>
-          <w:noProof w:val="0"/>
-          <w:color w:val="273540"/>
+          <w:rFonts w:ascii="Times New Roman" w:hAnsi="Times New Roman" w:eastAsia="Times New Roman" w:cs="Times New Roman" w:asciiTheme="minorAscii" w:hAnsiTheme="minorAscii" w:eastAsiaTheme="minorAscii" w:cstheme="minorAscii"/>
+          <w:b w:val="0"/>
+          <w:bCs w:val="0"/>
+          <w:i w:val="0"/>
+          <w:iCs w:val="0"/>
+          <w:caps w:val="0"/>
+          <w:smallCaps w:val="0"/>
+          <w:noProof w:val="0"/>
+          <w:color w:val="auto"/>
           <w:sz w:val="24"/>
           <w:szCs w:val="24"/>
           <w:lang w:val="es-ES"/>
@@ -2006,31 +2521,31 @@
         <w:ind w:left="375" w:right="0"/>
         <w:jc w:val="left"/>
         <w:rPr>
-          <w:rFonts w:ascii="Lato" w:hAnsi="Lato" w:eastAsia="Lato" w:cs="Lato"/>
-          <w:b w:val="1"/>
-          <w:bCs w:val="1"/>
-          <w:i w:val="0"/>
-          <w:iCs w:val="0"/>
-          <w:caps w:val="0"/>
-          <w:smallCaps w:val="0"/>
-          <w:noProof w:val="0"/>
-          <w:color w:val="273540"/>
-          <w:sz w:val="24"/>
-          <w:szCs w:val="24"/>
-          <w:lang w:val="es-ES"/>
-        </w:rPr>
-      </w:pPr>
-      <w:r>
-        <w:rPr>
-          <w:rFonts w:ascii="Lato" w:hAnsi="Lato" w:eastAsia="Lato" w:cs="Lato"/>
-          <w:b w:val="1"/>
-          <w:bCs w:val="1"/>
-          <w:i w:val="0"/>
-          <w:iCs w:val="0"/>
-          <w:caps w:val="0"/>
-          <w:smallCaps w:val="0"/>
-          <w:noProof w:val="0"/>
-          <w:color w:val="273540"/>
+          <w:rFonts w:ascii="Times New Roman" w:hAnsi="Times New Roman" w:eastAsia="Times New Roman" w:cs="Times New Roman" w:asciiTheme="minorAscii" w:hAnsiTheme="minorAscii" w:eastAsiaTheme="minorAscii" w:cstheme="minorAscii"/>
+          <w:b w:val="0"/>
+          <w:bCs w:val="0"/>
+          <w:i w:val="0"/>
+          <w:iCs w:val="0"/>
+          <w:caps w:val="0"/>
+          <w:smallCaps w:val="0"/>
+          <w:noProof w:val="0"/>
+          <w:color w:val="auto"/>
+          <w:sz w:val="24"/>
+          <w:szCs w:val="24"/>
+          <w:lang w:val="es-ES"/>
+        </w:rPr>
+      </w:pPr>
+      <w:r>
+        <w:rPr>
+          <w:rFonts w:ascii="Times New Roman" w:hAnsi="Times New Roman" w:eastAsia="Times New Roman" w:cs="Times New Roman" w:asciiTheme="minorAscii" w:hAnsiTheme="minorAscii" w:eastAsiaTheme="minorAscii" w:cstheme="minorAscii"/>
+          <w:b w:val="0"/>
+          <w:bCs w:val="0"/>
+          <w:i w:val="0"/>
+          <w:iCs w:val="0"/>
+          <w:caps w:val="0"/>
+          <w:smallCaps w:val="0"/>
+          <w:noProof w:val="0"/>
+          <w:color w:val="auto"/>
           <w:sz w:val="24"/>
           <w:szCs w:val="24"/>
           <w:lang w:val="es-ES"/>
@@ -2046,15 +2561,15 @@
         <w:ind w:right="0"/>
         <w:jc w:val="left"/>
         <w:rPr>
-          <w:rFonts w:ascii="Lato" w:hAnsi="Lato" w:eastAsia="Lato" w:cs="Lato"/>
-          <w:b w:val="1"/>
-          <w:bCs w:val="1"/>
-          <w:i w:val="0"/>
-          <w:iCs w:val="0"/>
-          <w:caps w:val="0"/>
-          <w:smallCaps w:val="0"/>
-          <w:noProof w:val="0"/>
-          <w:color w:val="273540"/>
+          <w:rFonts w:ascii="Times New Roman" w:hAnsi="Times New Roman" w:eastAsia="Times New Roman" w:cs="Times New Roman" w:asciiTheme="minorAscii" w:hAnsiTheme="minorAscii" w:eastAsiaTheme="minorAscii" w:cstheme="minorAscii"/>
+          <w:b w:val="0"/>
+          <w:bCs w:val="0"/>
+          <w:i w:val="0"/>
+          <w:iCs w:val="0"/>
+          <w:caps w:val="0"/>
+          <w:smallCaps w:val="0"/>
+          <w:noProof w:val="0"/>
+          <w:color w:val="auto"/>
           <w:sz w:val="24"/>
           <w:szCs w:val="24"/>
           <w:lang w:val="es-ES"/>
@@ -2069,15 +2584,15 @@
         <w:ind w:right="0"/>
         <w:jc w:val="left"/>
         <w:rPr>
-          <w:rFonts w:ascii="Lato" w:hAnsi="Lato" w:eastAsia="Lato" w:cs="Lato"/>
-          <w:b w:val="1"/>
-          <w:bCs w:val="1"/>
-          <w:i w:val="0"/>
-          <w:iCs w:val="0"/>
-          <w:caps w:val="0"/>
-          <w:smallCaps w:val="0"/>
-          <w:noProof w:val="0"/>
-          <w:color w:val="273540"/>
+          <w:rFonts w:ascii="Times New Roman" w:hAnsi="Times New Roman" w:eastAsia="Times New Roman" w:cs="Times New Roman" w:asciiTheme="minorAscii" w:hAnsiTheme="minorAscii" w:eastAsiaTheme="minorAscii" w:cstheme="minorAscii"/>
+          <w:b w:val="0"/>
+          <w:bCs w:val="0"/>
+          <w:i w:val="0"/>
+          <w:iCs w:val="0"/>
+          <w:caps w:val="0"/>
+          <w:smallCaps w:val="0"/>
+          <w:noProof w:val="0"/>
+          <w:color w:val="auto"/>
           <w:sz w:val="24"/>
           <w:szCs w:val="24"/>
           <w:lang w:val="es-ES"/>
@@ -2092,15 +2607,15 @@
         <w:ind w:right="0"/>
         <w:jc w:val="left"/>
         <w:rPr>
-          <w:rFonts w:ascii="Lato" w:hAnsi="Lato" w:eastAsia="Lato" w:cs="Lato"/>
-          <w:b w:val="1"/>
-          <w:bCs w:val="1"/>
-          <w:i w:val="0"/>
-          <w:iCs w:val="0"/>
-          <w:caps w:val="0"/>
-          <w:smallCaps w:val="0"/>
-          <w:noProof w:val="0"/>
-          <w:color w:val="273540"/>
+          <w:rFonts w:ascii="Times New Roman" w:hAnsi="Times New Roman" w:eastAsia="Times New Roman" w:cs="Times New Roman" w:asciiTheme="minorAscii" w:hAnsiTheme="minorAscii" w:eastAsiaTheme="minorAscii" w:cstheme="minorAscii"/>
+          <w:b w:val="0"/>
+          <w:bCs w:val="0"/>
+          <w:i w:val="0"/>
+          <w:iCs w:val="0"/>
+          <w:caps w:val="0"/>
+          <w:smallCaps w:val="0"/>
+          <w:noProof w:val="0"/>
+          <w:color w:val="auto"/>
           <w:sz w:val="24"/>
           <w:szCs w:val="24"/>
           <w:lang w:val="es-ES"/>
@@ -2119,31 +2634,31 @@
         <w:ind w:left="375" w:right="0"/>
         <w:jc w:val="left"/>
         <w:rPr>
-          <w:rFonts w:ascii="Lato" w:hAnsi="Lato" w:eastAsia="Lato" w:cs="Lato"/>
-          <w:b w:val="1"/>
-          <w:bCs w:val="1"/>
-          <w:i w:val="0"/>
-          <w:iCs w:val="0"/>
-          <w:caps w:val="0"/>
-          <w:smallCaps w:val="0"/>
-          <w:noProof w:val="0"/>
-          <w:color w:val="273540"/>
-          <w:sz w:val="24"/>
-          <w:szCs w:val="24"/>
-          <w:lang w:val="es-ES"/>
-        </w:rPr>
-      </w:pPr>
-      <w:r>
-        <w:rPr>
-          <w:rFonts w:ascii="Lato" w:hAnsi="Lato" w:eastAsia="Lato" w:cs="Lato"/>
-          <w:b w:val="1"/>
-          <w:bCs w:val="1"/>
-          <w:i w:val="0"/>
-          <w:iCs w:val="0"/>
-          <w:caps w:val="0"/>
-          <w:smallCaps w:val="0"/>
-          <w:noProof w:val="0"/>
-          <w:color w:val="273540"/>
+          <w:rFonts w:ascii="Times New Roman" w:hAnsi="Times New Roman" w:eastAsia="Times New Roman" w:cs="Times New Roman" w:asciiTheme="minorAscii" w:hAnsiTheme="minorAscii" w:eastAsiaTheme="minorAscii" w:cstheme="minorAscii"/>
+          <w:b w:val="0"/>
+          <w:bCs w:val="0"/>
+          <w:i w:val="0"/>
+          <w:iCs w:val="0"/>
+          <w:caps w:val="0"/>
+          <w:smallCaps w:val="0"/>
+          <w:noProof w:val="0"/>
+          <w:color w:val="auto"/>
+          <w:sz w:val="24"/>
+          <w:szCs w:val="24"/>
+          <w:lang w:val="es-ES"/>
+        </w:rPr>
+      </w:pPr>
+      <w:r>
+        <w:rPr>
+          <w:rFonts w:ascii="Times New Roman" w:hAnsi="Times New Roman" w:eastAsia="Times New Roman" w:cs="Times New Roman" w:asciiTheme="minorAscii" w:hAnsiTheme="minorAscii" w:eastAsiaTheme="minorAscii" w:cstheme="minorAscii"/>
+          <w:b w:val="0"/>
+          <w:bCs w:val="0"/>
+          <w:i w:val="0"/>
+          <w:iCs w:val="0"/>
+          <w:caps w:val="0"/>
+          <w:smallCaps w:val="0"/>
+          <w:noProof w:val="0"/>
+          <w:color w:val="auto"/>
           <w:sz w:val="24"/>
           <w:szCs w:val="24"/>
           <w:lang w:val="es-ES"/>
@@ -2159,15 +2674,15 @@
         <w:ind w:right="0"/>
         <w:jc w:val="left"/>
         <w:rPr>
-          <w:rFonts w:ascii="Lato" w:hAnsi="Lato" w:eastAsia="Lato" w:cs="Lato"/>
-          <w:b w:val="1"/>
-          <w:bCs w:val="1"/>
-          <w:i w:val="0"/>
-          <w:iCs w:val="0"/>
-          <w:caps w:val="0"/>
-          <w:smallCaps w:val="0"/>
-          <w:noProof w:val="0"/>
-          <w:color w:val="273540"/>
+          <w:rFonts w:ascii="Times New Roman" w:hAnsi="Times New Roman" w:eastAsia="Times New Roman" w:cs="Times New Roman" w:asciiTheme="minorAscii" w:hAnsiTheme="minorAscii" w:eastAsiaTheme="minorAscii" w:cstheme="minorAscii"/>
+          <w:b w:val="0"/>
+          <w:bCs w:val="0"/>
+          <w:i w:val="0"/>
+          <w:iCs w:val="0"/>
+          <w:caps w:val="0"/>
+          <w:smallCaps w:val="0"/>
+          <w:noProof w:val="0"/>
+          <w:color w:val="auto"/>
           <w:sz w:val="24"/>
           <w:szCs w:val="24"/>
           <w:lang w:val="es-ES"/>
@@ -2182,15 +2697,15 @@
         <w:ind w:right="0"/>
         <w:jc w:val="left"/>
         <w:rPr>
-          <w:rFonts w:ascii="Lato" w:hAnsi="Lato" w:eastAsia="Lato" w:cs="Lato"/>
-          <w:b w:val="1"/>
-          <w:bCs w:val="1"/>
-          <w:i w:val="0"/>
-          <w:iCs w:val="0"/>
-          <w:caps w:val="0"/>
-          <w:smallCaps w:val="0"/>
-          <w:noProof w:val="0"/>
-          <w:color w:val="273540"/>
+          <w:rFonts w:ascii="Times New Roman" w:hAnsi="Times New Roman" w:eastAsia="Times New Roman" w:cs="Times New Roman" w:asciiTheme="minorAscii" w:hAnsiTheme="minorAscii" w:eastAsiaTheme="minorAscii" w:cstheme="minorAscii"/>
+          <w:b w:val="0"/>
+          <w:bCs w:val="0"/>
+          <w:i w:val="0"/>
+          <w:iCs w:val="0"/>
+          <w:caps w:val="0"/>
+          <w:smallCaps w:val="0"/>
+          <w:noProof w:val="0"/>
+          <w:color w:val="auto"/>
           <w:sz w:val="24"/>
           <w:szCs w:val="24"/>
           <w:lang w:val="es-ES"/>
@@ -2205,15 +2720,15 @@
         <w:ind w:right="0"/>
         <w:jc w:val="left"/>
         <w:rPr>
-          <w:rFonts w:ascii="Lato" w:hAnsi="Lato" w:eastAsia="Lato" w:cs="Lato"/>
-          <w:b w:val="1"/>
-          <w:bCs w:val="1"/>
-          <w:i w:val="0"/>
-          <w:iCs w:val="0"/>
-          <w:caps w:val="0"/>
-          <w:smallCaps w:val="0"/>
-          <w:noProof w:val="0"/>
-          <w:color w:val="273540"/>
+          <w:rFonts w:ascii="Times New Roman" w:hAnsi="Times New Roman" w:eastAsia="Times New Roman" w:cs="Times New Roman" w:asciiTheme="minorAscii" w:hAnsiTheme="minorAscii" w:eastAsiaTheme="minorAscii" w:cstheme="minorAscii"/>
+          <w:b w:val="0"/>
+          <w:bCs w:val="0"/>
+          <w:i w:val="0"/>
+          <w:iCs w:val="0"/>
+          <w:caps w:val="0"/>
+          <w:smallCaps w:val="0"/>
+          <w:noProof w:val="0"/>
+          <w:color w:val="auto"/>
           <w:sz w:val="24"/>
           <w:szCs w:val="24"/>
           <w:lang w:val="es-ES"/>
@@ -2232,31 +2747,31 @@
         <w:ind w:left="375" w:right="0"/>
         <w:jc w:val="left"/>
         <w:rPr>
-          <w:rFonts w:ascii="Lato" w:hAnsi="Lato" w:eastAsia="Lato" w:cs="Lato"/>
-          <w:b w:val="1"/>
-          <w:bCs w:val="1"/>
-          <w:i w:val="0"/>
-          <w:iCs w:val="0"/>
-          <w:caps w:val="0"/>
-          <w:smallCaps w:val="0"/>
-          <w:noProof w:val="0"/>
-          <w:color w:val="273540"/>
-          <w:sz w:val="24"/>
-          <w:szCs w:val="24"/>
-          <w:lang w:val="es-ES"/>
-        </w:rPr>
-      </w:pPr>
-      <w:r>
-        <w:rPr>
-          <w:rFonts w:ascii="Lato" w:hAnsi="Lato" w:eastAsia="Lato" w:cs="Lato"/>
-          <w:b w:val="1"/>
-          <w:bCs w:val="1"/>
-          <w:i w:val="0"/>
-          <w:iCs w:val="0"/>
-          <w:caps w:val="0"/>
-          <w:smallCaps w:val="0"/>
-          <w:noProof w:val="0"/>
-          <w:color w:val="273540"/>
+          <w:rFonts w:ascii="Times New Roman" w:hAnsi="Times New Roman" w:eastAsia="Times New Roman" w:cs="Times New Roman" w:asciiTheme="minorAscii" w:hAnsiTheme="minorAscii" w:eastAsiaTheme="minorAscii" w:cstheme="minorAscii"/>
+          <w:b w:val="0"/>
+          <w:bCs w:val="0"/>
+          <w:i w:val="0"/>
+          <w:iCs w:val="0"/>
+          <w:caps w:val="0"/>
+          <w:smallCaps w:val="0"/>
+          <w:noProof w:val="0"/>
+          <w:color w:val="auto"/>
+          <w:sz w:val="24"/>
+          <w:szCs w:val="24"/>
+          <w:lang w:val="es-ES"/>
+        </w:rPr>
+      </w:pPr>
+      <w:r>
+        <w:rPr>
+          <w:rFonts w:ascii="Times New Roman" w:hAnsi="Times New Roman" w:eastAsia="Times New Roman" w:cs="Times New Roman" w:asciiTheme="minorAscii" w:hAnsiTheme="minorAscii" w:eastAsiaTheme="minorAscii" w:cstheme="minorAscii"/>
+          <w:b w:val="0"/>
+          <w:bCs w:val="0"/>
+          <w:i w:val="0"/>
+          <w:iCs w:val="0"/>
+          <w:caps w:val="0"/>
+          <w:smallCaps w:val="0"/>
+          <w:noProof w:val="0"/>
+          <w:color w:val="auto"/>
           <w:sz w:val="24"/>
           <w:szCs w:val="24"/>
           <w:lang w:val="es-ES"/>
@@ -2272,15 +2787,15 @@
         <w:ind w:right="0"/>
         <w:jc w:val="left"/>
         <w:rPr>
-          <w:rFonts w:ascii="Lato" w:hAnsi="Lato" w:eastAsia="Lato" w:cs="Lato"/>
-          <w:b w:val="1"/>
-          <w:bCs w:val="1"/>
-          <w:i w:val="0"/>
-          <w:iCs w:val="0"/>
-          <w:caps w:val="0"/>
-          <w:smallCaps w:val="0"/>
-          <w:noProof w:val="0"/>
-          <w:color w:val="273540"/>
+          <w:rFonts w:ascii="Times New Roman" w:hAnsi="Times New Roman" w:eastAsia="Times New Roman" w:cs="Times New Roman" w:asciiTheme="minorAscii" w:hAnsiTheme="minorAscii" w:eastAsiaTheme="minorAscii" w:cstheme="minorAscii"/>
+          <w:b w:val="0"/>
+          <w:bCs w:val="0"/>
+          <w:i w:val="0"/>
+          <w:iCs w:val="0"/>
+          <w:caps w:val="0"/>
+          <w:smallCaps w:val="0"/>
+          <w:noProof w:val="0"/>
+          <w:color w:val="auto"/>
           <w:sz w:val="24"/>
           <w:szCs w:val="24"/>
           <w:lang w:val="es-ES"/>
@@ -2295,15 +2810,15 @@
         <w:ind w:right="0"/>
         <w:jc w:val="left"/>
         <w:rPr>
-          <w:rFonts w:ascii="Lato" w:hAnsi="Lato" w:eastAsia="Lato" w:cs="Lato"/>
-          <w:b w:val="1"/>
-          <w:bCs w:val="1"/>
-          <w:i w:val="0"/>
-          <w:iCs w:val="0"/>
-          <w:caps w:val="0"/>
-          <w:smallCaps w:val="0"/>
-          <w:noProof w:val="0"/>
-          <w:color w:val="273540"/>
+          <w:rFonts w:ascii="Times New Roman" w:hAnsi="Times New Roman" w:eastAsia="Times New Roman" w:cs="Times New Roman" w:asciiTheme="minorAscii" w:hAnsiTheme="minorAscii" w:eastAsiaTheme="minorAscii" w:cstheme="minorAscii"/>
+          <w:b w:val="0"/>
+          <w:bCs w:val="0"/>
+          <w:i w:val="0"/>
+          <w:iCs w:val="0"/>
+          <w:caps w:val="0"/>
+          <w:smallCaps w:val="0"/>
+          <w:noProof w:val="0"/>
+          <w:color w:val="auto"/>
           <w:sz w:val="24"/>
           <w:szCs w:val="24"/>
           <w:lang w:val="es-ES"/>
@@ -2318,15 +2833,15 @@
         <w:ind w:right="0"/>
         <w:jc w:val="left"/>
         <w:rPr>
-          <w:rFonts w:ascii="Lato" w:hAnsi="Lato" w:eastAsia="Lato" w:cs="Lato"/>
-          <w:b w:val="1"/>
-          <w:bCs w:val="1"/>
-          <w:i w:val="0"/>
-          <w:iCs w:val="0"/>
-          <w:caps w:val="0"/>
-          <w:smallCaps w:val="0"/>
-          <w:noProof w:val="0"/>
-          <w:color w:val="273540"/>
+          <w:rFonts w:ascii="Times New Roman" w:hAnsi="Times New Roman" w:eastAsia="Times New Roman" w:cs="Times New Roman" w:asciiTheme="minorAscii" w:hAnsiTheme="minorAscii" w:eastAsiaTheme="minorAscii" w:cstheme="minorAscii"/>
+          <w:b w:val="0"/>
+          <w:bCs w:val="0"/>
+          <w:i w:val="0"/>
+          <w:iCs w:val="0"/>
+          <w:caps w:val="0"/>
+          <w:smallCaps w:val="0"/>
+          <w:noProof w:val="0"/>
+          <w:color w:val="auto"/>
           <w:sz w:val="24"/>
           <w:szCs w:val="24"/>
           <w:lang w:val="es-ES"/>
@@ -2345,31 +2860,31 @@
         <w:ind w:left="375" w:right="0"/>
         <w:jc w:val="left"/>
         <w:rPr>
-          <w:rFonts w:ascii="Lato" w:hAnsi="Lato" w:eastAsia="Lato" w:cs="Lato"/>
-          <w:b w:val="1"/>
-          <w:bCs w:val="1"/>
-          <w:i w:val="0"/>
-          <w:iCs w:val="0"/>
-          <w:caps w:val="0"/>
-          <w:smallCaps w:val="0"/>
-          <w:noProof w:val="0"/>
-          <w:color w:val="273540"/>
-          <w:sz w:val="24"/>
-          <w:szCs w:val="24"/>
-          <w:lang w:val="es-ES"/>
-        </w:rPr>
-      </w:pPr>
-      <w:r>
-        <w:rPr>
-          <w:rFonts w:ascii="Lato" w:hAnsi="Lato" w:eastAsia="Lato" w:cs="Lato"/>
-          <w:b w:val="1"/>
-          <w:bCs w:val="1"/>
-          <w:i w:val="0"/>
-          <w:iCs w:val="0"/>
-          <w:caps w:val="0"/>
-          <w:smallCaps w:val="0"/>
-          <w:noProof w:val="0"/>
-          <w:color w:val="273540"/>
+          <w:rFonts w:ascii="Times New Roman" w:hAnsi="Times New Roman" w:eastAsia="Times New Roman" w:cs="Times New Roman" w:asciiTheme="minorAscii" w:hAnsiTheme="minorAscii" w:eastAsiaTheme="minorAscii" w:cstheme="minorAscii"/>
+          <w:b w:val="0"/>
+          <w:bCs w:val="0"/>
+          <w:i w:val="0"/>
+          <w:iCs w:val="0"/>
+          <w:caps w:val="0"/>
+          <w:smallCaps w:val="0"/>
+          <w:noProof w:val="0"/>
+          <w:color w:val="auto"/>
+          <w:sz w:val="24"/>
+          <w:szCs w:val="24"/>
+          <w:lang w:val="es-ES"/>
+        </w:rPr>
+      </w:pPr>
+      <w:r>
+        <w:rPr>
+          <w:rFonts w:ascii="Times New Roman" w:hAnsi="Times New Roman" w:eastAsia="Times New Roman" w:cs="Times New Roman" w:asciiTheme="minorAscii" w:hAnsiTheme="minorAscii" w:eastAsiaTheme="minorAscii" w:cstheme="minorAscii"/>
+          <w:b w:val="0"/>
+          <w:bCs w:val="0"/>
+          <w:i w:val="0"/>
+          <w:iCs w:val="0"/>
+          <w:caps w:val="0"/>
+          <w:smallCaps w:val="0"/>
+          <w:noProof w:val="0"/>
+          <w:color w:val="auto"/>
           <w:sz w:val="24"/>
           <w:szCs w:val="24"/>
           <w:lang w:val="es-ES"/>
@@ -2385,15 +2900,15 @@
         <w:ind w:right="0"/>
         <w:jc w:val="left"/>
         <w:rPr>
-          <w:rFonts w:ascii="Lato" w:hAnsi="Lato" w:eastAsia="Lato" w:cs="Lato"/>
-          <w:b w:val="1"/>
-          <w:bCs w:val="1"/>
-          <w:i w:val="0"/>
-          <w:iCs w:val="0"/>
-          <w:caps w:val="0"/>
-          <w:smallCaps w:val="0"/>
-          <w:noProof w:val="0"/>
-          <w:color w:val="273540"/>
+          <w:rFonts w:ascii="Times New Roman" w:hAnsi="Times New Roman" w:eastAsia="Times New Roman" w:cs="Times New Roman" w:asciiTheme="minorAscii" w:hAnsiTheme="minorAscii" w:eastAsiaTheme="minorAscii" w:cstheme="minorAscii"/>
+          <w:b w:val="0"/>
+          <w:bCs w:val="0"/>
+          <w:i w:val="0"/>
+          <w:iCs w:val="0"/>
+          <w:caps w:val="0"/>
+          <w:smallCaps w:val="0"/>
+          <w:noProof w:val="0"/>
+          <w:color w:val="auto"/>
           <w:sz w:val="24"/>
           <w:szCs w:val="24"/>
           <w:lang w:val="es-ES"/>
@@ -2408,15 +2923,15 @@
         <w:ind w:right="0"/>
         <w:jc w:val="left"/>
         <w:rPr>
-          <w:rFonts w:ascii="Lato" w:hAnsi="Lato" w:eastAsia="Lato" w:cs="Lato"/>
-          <w:b w:val="1"/>
-          <w:bCs w:val="1"/>
-          <w:i w:val="0"/>
-          <w:iCs w:val="0"/>
-          <w:caps w:val="0"/>
-          <w:smallCaps w:val="0"/>
-          <w:noProof w:val="0"/>
-          <w:color w:val="273540"/>
+          <w:rFonts w:ascii="Times New Roman" w:hAnsi="Times New Roman" w:eastAsia="Times New Roman" w:cs="Times New Roman" w:asciiTheme="minorAscii" w:hAnsiTheme="minorAscii" w:eastAsiaTheme="minorAscii" w:cstheme="minorAscii"/>
+          <w:b w:val="0"/>
+          <w:bCs w:val="0"/>
+          <w:i w:val="0"/>
+          <w:iCs w:val="0"/>
+          <w:caps w:val="0"/>
+          <w:smallCaps w:val="0"/>
+          <w:noProof w:val="0"/>
+          <w:color w:val="auto"/>
           <w:sz w:val="24"/>
           <w:szCs w:val="24"/>
           <w:lang w:val="es-ES"/>
@@ -2431,15 +2946,15 @@
         <w:ind w:right="0"/>
         <w:jc w:val="left"/>
         <w:rPr>
-          <w:rFonts w:ascii="Lato" w:hAnsi="Lato" w:eastAsia="Lato" w:cs="Lato"/>
-          <w:b w:val="1"/>
-          <w:bCs w:val="1"/>
-          <w:i w:val="0"/>
-          <w:iCs w:val="0"/>
-          <w:caps w:val="0"/>
-          <w:smallCaps w:val="0"/>
-          <w:noProof w:val="0"/>
-          <w:color w:val="273540"/>
+          <w:rFonts w:ascii="Times New Roman" w:hAnsi="Times New Roman" w:eastAsia="Times New Roman" w:cs="Times New Roman" w:asciiTheme="minorAscii" w:hAnsiTheme="minorAscii" w:eastAsiaTheme="minorAscii" w:cstheme="minorAscii"/>
+          <w:b w:val="0"/>
+          <w:bCs w:val="0"/>
+          <w:i w:val="0"/>
+          <w:iCs w:val="0"/>
+          <w:caps w:val="0"/>
+          <w:smallCaps w:val="0"/>
+          <w:noProof w:val="0"/>
+          <w:color w:val="auto"/>
           <w:sz w:val="24"/>
           <w:szCs w:val="24"/>
           <w:lang w:val="es-ES"/>
@@ -2458,31 +2973,31 @@
         <w:ind w:left="375" w:right="0"/>
         <w:jc w:val="left"/>
         <w:rPr>
-          <w:rFonts w:ascii="Lato" w:hAnsi="Lato" w:eastAsia="Lato" w:cs="Lato"/>
-          <w:b w:val="1"/>
-          <w:bCs w:val="1"/>
-          <w:i w:val="0"/>
-          <w:iCs w:val="0"/>
-          <w:caps w:val="0"/>
-          <w:smallCaps w:val="0"/>
-          <w:noProof w:val="0"/>
-          <w:color w:val="273540"/>
-          <w:sz w:val="24"/>
-          <w:szCs w:val="24"/>
-          <w:lang w:val="es-ES"/>
-        </w:rPr>
-      </w:pPr>
-      <w:r>
-        <w:rPr>
-          <w:rFonts w:ascii="Lato" w:hAnsi="Lato" w:eastAsia="Lato" w:cs="Lato"/>
-          <w:b w:val="1"/>
-          <w:bCs w:val="1"/>
-          <w:i w:val="0"/>
-          <w:iCs w:val="0"/>
-          <w:caps w:val="0"/>
-          <w:smallCaps w:val="0"/>
-          <w:noProof w:val="0"/>
-          <w:color w:val="273540"/>
+          <w:rFonts w:ascii="Times New Roman" w:hAnsi="Times New Roman" w:eastAsia="Times New Roman" w:cs="Times New Roman" w:asciiTheme="minorAscii" w:hAnsiTheme="minorAscii" w:eastAsiaTheme="minorAscii" w:cstheme="minorAscii"/>
+          <w:b w:val="0"/>
+          <w:bCs w:val="0"/>
+          <w:i w:val="0"/>
+          <w:iCs w:val="0"/>
+          <w:caps w:val="0"/>
+          <w:smallCaps w:val="0"/>
+          <w:noProof w:val="0"/>
+          <w:color w:val="auto"/>
+          <w:sz w:val="24"/>
+          <w:szCs w:val="24"/>
+          <w:lang w:val="es-ES"/>
+        </w:rPr>
+      </w:pPr>
+      <w:r>
+        <w:rPr>
+          <w:rFonts w:ascii="Times New Roman" w:hAnsi="Times New Roman" w:eastAsia="Times New Roman" w:cs="Times New Roman" w:asciiTheme="minorAscii" w:hAnsiTheme="minorAscii" w:eastAsiaTheme="minorAscii" w:cstheme="minorAscii"/>
+          <w:b w:val="0"/>
+          <w:bCs w:val="0"/>
+          <w:i w:val="0"/>
+          <w:iCs w:val="0"/>
+          <w:caps w:val="0"/>
+          <w:smallCaps w:val="0"/>
+          <w:noProof w:val="0"/>
+          <w:color w:val="auto"/>
           <w:sz w:val="24"/>
           <w:szCs w:val="24"/>
           <w:lang w:val="es-ES"/>
@@ -2497,15 +3012,15 @@
         <w:contextualSpacing w:val="1"/>
         <w:jc w:val="left"/>
         <w:rPr>
-          <w:rFonts w:ascii="Times New Roman" w:hAnsi="Times New Roman" w:eastAsia="Times New Roman" w:cs="Times New Roman"/>
-          <w:b w:val="1"/>
-          <w:bCs w:val="1"/>
-          <w:i w:val="0"/>
-          <w:iCs w:val="0"/>
-          <w:caps w:val="0"/>
-          <w:smallCaps w:val="0"/>
-          <w:noProof w:val="0"/>
-          <w:color w:val="000000" w:themeColor="text1" w:themeTint="FF" w:themeShade="FF"/>
+          <w:rFonts w:ascii="Times New Roman" w:hAnsi="Times New Roman" w:eastAsia="Times New Roman" w:cs="Times New Roman" w:asciiTheme="minorAscii" w:hAnsiTheme="minorAscii" w:eastAsiaTheme="minorAscii" w:cstheme="minorAscii"/>
+          <w:b w:val="0"/>
+          <w:bCs w:val="0"/>
+          <w:i w:val="0"/>
+          <w:iCs w:val="0"/>
+          <w:caps w:val="0"/>
+          <w:smallCaps w:val="0"/>
+          <w:noProof w:val="0"/>
+          <w:color w:val="auto" w:themeColor="text1" w:themeTint="FF" w:themeShade="FF"/>
           <w:sz w:val="24"/>
           <w:szCs w:val="24"/>
           <w:lang w:val="es-ES"/>
@@ -2515,11 +3030,23 @@
     <w:p>
       <w:pPr>
         <w:pStyle w:val="Normal"/>
+        <w:rPr>
+          <w:rFonts w:ascii="Times New Roman" w:hAnsi="Times New Roman" w:eastAsia="Times New Roman" w:cs="Times New Roman" w:asciiTheme="minorAscii" w:hAnsiTheme="minorAscii" w:eastAsiaTheme="minorAscii" w:cstheme="minorAscii"/>
+          <w:b w:val="0"/>
+          <w:bCs w:val="0"/>
+          <w:color w:val="auto"/>
+        </w:rPr>
       </w:pPr>
     </w:p>
     <w:p>
       <w:pPr>
         <w:pStyle w:val="Normal"/>
+        <w:rPr>
+          <w:rFonts w:ascii="Times New Roman" w:hAnsi="Times New Roman" w:eastAsia="Times New Roman" w:cs="Times New Roman" w:asciiTheme="minorAscii" w:hAnsiTheme="minorAscii" w:eastAsiaTheme="minorAscii" w:cstheme="minorAscii"/>
+          <w:b w:val="0"/>
+          <w:bCs w:val="0"/>
+          <w:color w:val="auto"/>
+        </w:rPr>
       </w:pPr>
     </w:p>
     <w:p>
@@ -2529,10 +3056,20 @@
           <w:ilvl w:val="0"/>
           <w:numId w:val="1"/>
         </w:numPr>
-        <w:rPr/>
-      </w:pPr>
-      <w:r>
-        <w:rPr/>
+        <w:rPr>
+          <w:rFonts w:ascii="Times New Roman" w:hAnsi="Times New Roman" w:eastAsia="Times New Roman" w:cs="Times New Roman" w:asciiTheme="minorAscii" w:hAnsiTheme="minorAscii" w:eastAsiaTheme="minorAscii" w:cstheme="minorAscii"/>
+          <w:b w:val="0"/>
+          <w:bCs w:val="0"/>
+          <w:color w:val="auto"/>
+        </w:rPr>
+      </w:pPr>
+      <w:r>
+        <w:rPr>
+          <w:rFonts w:ascii="Times New Roman" w:hAnsi="Times New Roman" w:eastAsia="Times New Roman" w:cs="Times New Roman" w:asciiTheme="minorAscii" w:hAnsiTheme="minorAscii" w:eastAsiaTheme="minorAscii" w:cstheme="minorAscii"/>
+          <w:b w:val="0"/>
+          <w:bCs w:val="0"/>
+          <w:color w:val="auto"/>
+        </w:rPr>
         <w:t>Configuraciones generales</w:t>
       </w:r>
     </w:p>
@@ -2540,10 +3077,16 @@
       <w:pPr>
         <w:pStyle w:val="ListParagraph"/>
         <w:ind w:left="720"/>
+        <w:rPr>
+          <w:rFonts w:ascii="Times New Roman" w:hAnsi="Times New Roman" w:eastAsia="Times New Roman" w:cs="Times New Roman" w:asciiTheme="minorAscii" w:hAnsiTheme="minorAscii" w:eastAsiaTheme="minorAscii" w:cstheme="minorAscii"/>
+          <w:b w:val="0"/>
+          <w:bCs w:val="0"/>
+          <w:color w:val="auto"/>
+        </w:rPr>
       </w:pPr>
       <w:r>
         <w:drawing>
-          <wp:inline wp14:editId="44FBBD23" wp14:anchorId="32C3101D">
+          <wp:inline wp14:editId="523F6896" wp14:anchorId="32C3101D">
             <wp:extent cx="3971925" cy="3522523"/>
             <wp:effectExtent l="0" t="0" r="0" b="0"/>
             <wp:docPr id="384852176" name="drawing"/>
@@ -2586,7 +3129,7 @@
       </w:r>
       <w:r>
         <w:drawing>
-          <wp:inline wp14:editId="0A271B54" wp14:anchorId="75B6F6FF">
+          <wp:inline wp14:editId="7CE0F987" wp14:anchorId="75B6F6FF">
             <wp:extent cx="3977243" cy="3666212"/>
             <wp:effectExtent l="0" t="0" r="0" b="0"/>
             <wp:docPr id="2141772783" name="drawing"/>
@@ -2640,6 +3183,118 @@
 
 <file path=word/numbering.xml><?xml version="1.0" encoding="utf-8"?>
 <w:numbering xmlns:w="http://schemas.openxmlformats.org/wordprocessingml/2006/main">
+  <w:abstractNum xmlns:w="http://schemas.openxmlformats.org/wordprocessingml/2006/main" w:abstractNumId="2">
+    <w:nsid w:val="3b8d6ea"/>
+    <w:multiLevelType xmlns:w="http://schemas.openxmlformats.org/wordprocessingml/2006/main" w:val="hybridMultilevel"/>
+    <w:lvl xmlns:w="http://schemas.openxmlformats.org/wordprocessingml/2006/main" w:ilvl="0">
+      <w:start w:val="1"/>
+      <w:numFmt w:val="bullet"/>
+      <w:lvlText w:val="-"/>
+      <w:lvlJc w:val="left"/>
+      <w:pPr>
+        <w:ind w:left="720" w:hanging="360"/>
+      </w:pPr>
+      <w:rPr>
+        <w:rFonts w:hint="default" w:ascii="Aptos" w:hAnsi="Aptos"/>
+      </w:rPr>
+    </w:lvl>
+    <w:lvl xmlns:w="http://schemas.openxmlformats.org/wordprocessingml/2006/main" w:ilvl="1">
+      <w:start w:val="1"/>
+      <w:numFmt w:val="bullet"/>
+      <w:lvlText w:val="o"/>
+      <w:lvlJc w:val="left"/>
+      <w:pPr>
+        <w:ind w:left="1440" w:hanging="360"/>
+      </w:pPr>
+      <w:rPr>
+        <w:rFonts w:hint="default" w:ascii="Courier New" w:hAnsi="Courier New"/>
+      </w:rPr>
+    </w:lvl>
+    <w:lvl xmlns:w="http://schemas.openxmlformats.org/wordprocessingml/2006/main" w:ilvl="2">
+      <w:start w:val="1"/>
+      <w:numFmt w:val="bullet"/>
+      <w:lvlText w:val=""/>
+      <w:lvlJc w:val="left"/>
+      <w:pPr>
+        <w:ind w:left="2160" w:hanging="360"/>
+      </w:pPr>
+      <w:rPr>
+        <w:rFonts w:hint="default" w:ascii="Wingdings" w:hAnsi="Wingdings"/>
+      </w:rPr>
+    </w:lvl>
+    <w:lvl xmlns:w="http://schemas.openxmlformats.org/wordprocessingml/2006/main" w:ilvl="3">
+      <w:start w:val="1"/>
+      <w:numFmt w:val="bullet"/>
+      <w:lvlText w:val=""/>
+      <w:lvlJc w:val="left"/>
+      <w:pPr>
+        <w:ind w:left="2880" w:hanging="360"/>
+      </w:pPr>
+      <w:rPr>
+        <w:rFonts w:hint="default" w:ascii="Symbol" w:hAnsi="Symbol"/>
+      </w:rPr>
+    </w:lvl>
+    <w:lvl xmlns:w="http://schemas.openxmlformats.org/wordprocessingml/2006/main" w:ilvl="4">
+      <w:start w:val="1"/>
+      <w:numFmt w:val="bullet"/>
+      <w:lvlText w:val="o"/>
+      <w:lvlJc w:val="left"/>
+      <w:pPr>
+        <w:ind w:left="3600" w:hanging="360"/>
+      </w:pPr>
+      <w:rPr>
+        <w:rFonts w:hint="default" w:ascii="Courier New" w:hAnsi="Courier New"/>
+      </w:rPr>
+    </w:lvl>
+    <w:lvl xmlns:w="http://schemas.openxmlformats.org/wordprocessingml/2006/main" w:ilvl="5">
+      <w:start w:val="1"/>
+      <w:numFmt w:val="bullet"/>
+      <w:lvlText w:val=""/>
+      <w:lvlJc w:val="left"/>
+      <w:pPr>
+        <w:ind w:left="4320" w:hanging="360"/>
+      </w:pPr>
+      <w:rPr>
+        <w:rFonts w:hint="default" w:ascii="Wingdings" w:hAnsi="Wingdings"/>
+      </w:rPr>
+    </w:lvl>
+    <w:lvl xmlns:w="http://schemas.openxmlformats.org/wordprocessingml/2006/main" w:ilvl="6">
+      <w:start w:val="1"/>
+      <w:numFmt w:val="bullet"/>
+      <w:lvlText w:val=""/>
+      <w:lvlJc w:val="left"/>
+      <w:pPr>
+        <w:ind w:left="5040" w:hanging="360"/>
+      </w:pPr>
+      <w:rPr>
+        <w:rFonts w:hint="default" w:ascii="Symbol" w:hAnsi="Symbol"/>
+      </w:rPr>
+    </w:lvl>
+    <w:lvl xmlns:w="http://schemas.openxmlformats.org/wordprocessingml/2006/main" w:ilvl="7">
+      <w:start w:val="1"/>
+      <w:numFmt w:val="bullet"/>
+      <w:lvlText w:val="o"/>
+      <w:lvlJc w:val="left"/>
+      <w:pPr>
+        <w:ind w:left="5760" w:hanging="360"/>
+      </w:pPr>
+      <w:rPr>
+        <w:rFonts w:hint="default" w:ascii="Courier New" w:hAnsi="Courier New"/>
+      </w:rPr>
+    </w:lvl>
+    <w:lvl xmlns:w="http://schemas.openxmlformats.org/wordprocessingml/2006/main" w:ilvl="8">
+      <w:start w:val="1"/>
+      <w:numFmt w:val="bullet"/>
+      <w:lvlText w:val=""/>
+      <w:lvlJc w:val="left"/>
+      <w:pPr>
+        <w:ind w:left="6480" w:hanging="360"/>
+      </w:pPr>
+      <w:rPr>
+        <w:rFonts w:hint="default" w:ascii="Wingdings" w:hAnsi="Wingdings"/>
+      </w:rPr>
+    </w:lvl>
+  </w:abstractNum>
   <w:abstractNum xmlns:w="http://schemas.openxmlformats.org/wordprocessingml/2006/main" w:abstractNumId="1">
     <w:nsid w:val="7a913f6f"/>
     <w:multiLevelType xmlns:w="http://schemas.openxmlformats.org/wordprocessingml/2006/main" w:val="hybridMultilevel"/>
@@ -2725,6 +3380,9 @@
       </w:pPr>
     </w:lvl>
   </w:abstractNum>
+  <w:num w:numId="2">
+    <w:abstractNumId w:val="2"/>
+  </w:num>
   <w:num w:numId="1">
     <w:abstractNumId w:val="1"/>
   </w:num>
